--- a/protocolos_minutas/AMA_Protocolo_CMD_Autenticação_Públicos_.docx
+++ b/protocolos_minutas/AMA_Protocolo_CMD_Autenticação_Públicos_.docx
@@ -1,6 +1,6 @@
 
 <file path=word/document.xml><?xml version="1.0" encoding="utf-8"?>
-<w:document xmlns:wpc="http://schemas.microsoft.com/office/word/2010/wordprocessingCanvas" xmlns:cx="http://schemas.microsoft.com/office/drawing/2014/chartex" xmlns:cx1="http://schemas.microsoft.com/office/drawing/2015/9/8/chartex" xmlns:cx2="http://schemas.microsoft.com/office/drawing/2015/10/21/chartex" xmlns:cx3="http://schemas.microsoft.com/office/drawing/2016/5/9/chartex" xmlns:cx4="http://schemas.microsoft.com/office/drawing/2016/5/10/chartex" xmlns:cx5="http://schemas.microsoft.com/office/drawing/2016/5/11/chartex" xmlns:cx6="http://schemas.microsoft.com/office/drawing/2016/5/12/chartex" xmlns:cx7="http://schemas.microsoft.com/office/drawing/2016/5/13/chartex" xmlns:cx8="http://schemas.microsoft.com/office/drawing/2016/5/14/chartex" xmlns:mc="http://schemas.openxmlformats.org/markup-compatibility/2006" xmlns:aink="http://schemas.microsoft.com/office/drawing/2016/ink" xmlns:am3d="http://schemas.microsoft.com/office/drawing/2017/model3d" xmlns:o="urn:schemas-microsoft-com:office:office" xmlns:oel="http://schemas.microsoft.com/office/2019/extlst" xmlns:r="http://schemas.openxmlformats.org/officeDocument/2006/relationships" xmlns:m="http://schemas.openxmlformats.org/officeDocument/2006/math" xmlns:v="urn:schemas-microsoft-com:vml" xmlns:wp14="http://schemas.microsoft.com/office/word/2010/wordprocessingDrawing" xmlns:wp="http://schemas.openxmlformats.org/drawingml/2006/wordprocessingDrawing" xmlns:w10="urn:schemas-microsoft-com:office:word" xmlns:w="http://schemas.openxmlformats.org/wordprocessingml/2006/main" xmlns:w14="http://schemas.microsoft.com/office/word/2010/wordml" xmlns:w15="http://schemas.microsoft.com/office/word/2012/wordml" xmlns:w16cex="http://schemas.microsoft.com/office/word/2018/wordml/cex" xmlns:w16cid="http://schemas.microsoft.com/office/word/2016/wordml/cid" xmlns:w16="http://schemas.microsoft.com/office/word/2018/wordml" xmlns:w16du="http://schemas.microsoft.com/office/word/2023/wordml/word16du" xmlns:w16sdtdh="http://schemas.microsoft.com/office/word/2020/wordml/sdtdatahash" xmlns:w16se="http://schemas.microsoft.com/office/word/2015/wordml/symex" xmlns:wpg="http://schemas.microsoft.com/office/word/2010/wordprocessingGroup" xmlns:wpi="http://schemas.microsoft.com/office/word/2010/wordprocessingInk" xmlns:wne="http://schemas.microsoft.com/office/word/2006/wordml" xmlns:wps="http://schemas.microsoft.com/office/word/2010/wordprocessingShape" mc:Ignorable="w14 w15 w16se w16cid w16 w16cex w16sdtdh w16du wp14">
+<w:document xmlns:wpc="http://schemas.microsoft.com/office/word/2010/wordprocessingCanvas" xmlns:cx="http://schemas.microsoft.com/office/drawing/2014/chartex" xmlns:cx1="http://schemas.microsoft.com/office/drawing/2015/9/8/chartex" xmlns:cx2="http://schemas.microsoft.com/office/drawing/2015/10/21/chartex" xmlns:cx3="http://schemas.microsoft.com/office/drawing/2016/5/9/chartex" xmlns:cx4="http://schemas.microsoft.com/office/drawing/2016/5/10/chartex" xmlns:cx5="http://schemas.microsoft.com/office/drawing/2016/5/11/chartex" xmlns:cx6="http://schemas.microsoft.com/office/drawing/2016/5/12/chartex" xmlns:cx7="http://schemas.microsoft.com/office/drawing/2016/5/13/chartex" xmlns:cx8="http://schemas.microsoft.com/office/drawing/2016/5/14/chartex" xmlns:mc="http://schemas.openxmlformats.org/markup-compatibility/2006" xmlns:aink="http://schemas.microsoft.com/office/drawing/2016/ink" xmlns:am3d="http://schemas.microsoft.com/office/drawing/2017/model3d" xmlns:o="urn:schemas-microsoft-com:office:office" xmlns:oel="http://schemas.microsoft.com/office/2019/extlst" xmlns:r="http://schemas.openxmlformats.org/officeDocument/2006/relationships" xmlns:m="http://schemas.openxmlformats.org/officeDocument/2006/math" xmlns:v="urn:schemas-microsoft-com:vml" xmlns:wp14="http://schemas.microsoft.com/office/word/2010/wordprocessingDrawing" xmlns:wp="http://schemas.openxmlformats.org/drawingml/2006/wordprocessingDrawing" xmlns:w10="urn:schemas-microsoft-com:office:word" xmlns:w="http://schemas.openxmlformats.org/wordprocessingml/2006/main" xmlns:w14="http://schemas.microsoft.com/office/word/2010/wordml" xmlns:w15="http://schemas.microsoft.com/office/word/2012/wordml" xmlns:w16cex="http://schemas.microsoft.com/office/word/2018/wordml/cex" xmlns:w16cid="http://schemas.microsoft.com/office/word/2016/wordml/cid" xmlns:w16="http://schemas.microsoft.com/office/word/2018/wordml" xmlns:w16du="http://schemas.microsoft.com/office/word/2023/wordml/word16du" xmlns:w16sdtdh="http://schemas.microsoft.com/office/word/2020/wordml/sdtdatahash" xmlns:w16sdtfl="http://schemas.microsoft.com/office/word/2024/wordml/sdtformatlock" xmlns:w16se="http://schemas.microsoft.com/office/word/2015/wordml/symex" xmlns:wpg="http://schemas.microsoft.com/office/word/2010/wordprocessingGroup" xmlns:wpi="http://schemas.microsoft.com/office/word/2010/wordprocessingInk" xmlns:wne="http://schemas.microsoft.com/office/word/2006/wordml" xmlns:wps="http://schemas.microsoft.com/office/word/2010/wordprocessingShape" mc:Ignorable="w14 w15 w16se w16cid w16 w16cex w16sdtdh w16sdtfl w16du wp14">
   <w:body>
     <w:p>
       <w:pPr>
@@ -1821,10 +1821,12 @@
         <w:widowControl w:val="0"/>
         <w:spacing w:after="120" w:line="360" w:lineRule="auto"/>
         <w:sectPr>
-          <w:headerReference w:type="default" r:id="rId15"/>
-          <w:footerReference w:type="default" r:id="rId16"/>
-          <w:headerReference w:type="first" r:id="rId17"/>
-          <w:footerReference w:type="first" r:id="rId18"/>
+          <w:headerReference w:type="even" r:id="rId15"/>
+          <w:headerReference w:type="default" r:id="rId16"/>
+          <w:footerReference w:type="even" r:id="rId17"/>
+          <w:footerReference w:type="default" r:id="rId18"/>
+          <w:headerReference w:type="first" r:id="rId19"/>
+          <w:footerReference w:type="first" r:id="rId20"/>
           <w:pgSz w:w="11906" w:h="16838" w:code="9"/>
           <w:pgMar w:top="1418" w:right="1134" w:bottom="1418" w:left="1418" w:header="709" w:footer="709" w:gutter="0"/>
           <w:cols w:space="708"/>
@@ -1850,7 +1852,7 @@
 </file>
 
 <file path=word/endnotes.xml><?xml version="1.0" encoding="utf-8"?>
-<w:endnotes xmlns:wpc="http://schemas.microsoft.com/office/word/2010/wordprocessingCanvas" xmlns:cx="http://schemas.microsoft.com/office/drawing/2014/chartex" xmlns:cx1="http://schemas.microsoft.com/office/drawing/2015/9/8/chartex" xmlns:cx2="http://schemas.microsoft.com/office/drawing/2015/10/21/chartex" xmlns:cx3="http://schemas.microsoft.com/office/drawing/2016/5/9/chartex" xmlns:cx4="http://schemas.microsoft.com/office/drawing/2016/5/10/chartex" xmlns:cx5="http://schemas.microsoft.com/office/drawing/2016/5/11/chartex" xmlns:cx6="http://schemas.microsoft.com/office/drawing/2016/5/12/chartex" xmlns:cx7="http://schemas.microsoft.com/office/drawing/2016/5/13/chartex" xmlns:cx8="http://schemas.microsoft.com/office/drawing/2016/5/14/chartex" xmlns:mc="http://schemas.openxmlformats.org/markup-compatibility/2006" xmlns:aink="http://schemas.microsoft.com/office/drawing/2016/ink" xmlns:am3d="http://schemas.microsoft.com/office/drawing/2017/model3d" xmlns:o="urn:schemas-microsoft-com:office:office" xmlns:oel="http://schemas.microsoft.com/office/2019/extlst" xmlns:r="http://schemas.openxmlformats.org/officeDocument/2006/relationships" xmlns:m="http://schemas.openxmlformats.org/officeDocument/2006/math" xmlns:v="urn:schemas-microsoft-com:vml" xmlns:wp14="http://schemas.microsoft.com/office/word/2010/wordprocessingDrawing" xmlns:wp="http://schemas.openxmlformats.org/drawingml/2006/wordprocessingDrawing" xmlns:w10="urn:schemas-microsoft-com:office:word" xmlns:w="http://schemas.openxmlformats.org/wordprocessingml/2006/main" xmlns:w14="http://schemas.microsoft.com/office/word/2010/wordml" xmlns:w15="http://schemas.microsoft.com/office/word/2012/wordml" xmlns:w16cex="http://schemas.microsoft.com/office/word/2018/wordml/cex" xmlns:w16cid="http://schemas.microsoft.com/office/word/2016/wordml/cid" xmlns:w16="http://schemas.microsoft.com/office/word/2018/wordml" xmlns:w16du="http://schemas.microsoft.com/office/word/2023/wordml/word16du" xmlns:w16sdtdh="http://schemas.microsoft.com/office/word/2020/wordml/sdtdatahash" xmlns:w16se="http://schemas.microsoft.com/office/word/2015/wordml/symex" xmlns:wpg="http://schemas.microsoft.com/office/word/2010/wordprocessingGroup" xmlns:wpi="http://schemas.microsoft.com/office/word/2010/wordprocessingInk" xmlns:wne="http://schemas.microsoft.com/office/word/2006/wordml" xmlns:wps="http://schemas.microsoft.com/office/word/2010/wordprocessingShape" mc:Ignorable="w14 w15 w16se w16cid w16 w16cex w16sdtdh w16du wp14">
+<w:endnotes xmlns:wpc="http://schemas.microsoft.com/office/word/2010/wordprocessingCanvas" xmlns:cx="http://schemas.microsoft.com/office/drawing/2014/chartex" xmlns:cx1="http://schemas.microsoft.com/office/drawing/2015/9/8/chartex" xmlns:cx2="http://schemas.microsoft.com/office/drawing/2015/10/21/chartex" xmlns:cx3="http://schemas.microsoft.com/office/drawing/2016/5/9/chartex" xmlns:cx4="http://schemas.microsoft.com/office/drawing/2016/5/10/chartex" xmlns:cx5="http://schemas.microsoft.com/office/drawing/2016/5/11/chartex" xmlns:cx6="http://schemas.microsoft.com/office/drawing/2016/5/12/chartex" xmlns:cx7="http://schemas.microsoft.com/office/drawing/2016/5/13/chartex" xmlns:cx8="http://schemas.microsoft.com/office/drawing/2016/5/14/chartex" xmlns:mc="http://schemas.openxmlformats.org/markup-compatibility/2006" xmlns:aink="http://schemas.microsoft.com/office/drawing/2016/ink" xmlns:am3d="http://schemas.microsoft.com/office/drawing/2017/model3d" xmlns:o="urn:schemas-microsoft-com:office:office" xmlns:oel="http://schemas.microsoft.com/office/2019/extlst" xmlns:r="http://schemas.openxmlformats.org/officeDocument/2006/relationships" xmlns:m="http://schemas.openxmlformats.org/officeDocument/2006/math" xmlns:v="urn:schemas-microsoft-com:vml" xmlns:wp14="http://schemas.microsoft.com/office/word/2010/wordprocessingDrawing" xmlns:wp="http://schemas.openxmlformats.org/drawingml/2006/wordprocessingDrawing" xmlns:w10="urn:schemas-microsoft-com:office:word" xmlns:w="http://schemas.openxmlformats.org/wordprocessingml/2006/main" xmlns:w14="http://schemas.microsoft.com/office/word/2010/wordml" xmlns:w15="http://schemas.microsoft.com/office/word/2012/wordml" xmlns:w16cex="http://schemas.microsoft.com/office/word/2018/wordml/cex" xmlns:w16cid="http://schemas.microsoft.com/office/word/2016/wordml/cid" xmlns:w16="http://schemas.microsoft.com/office/word/2018/wordml" xmlns:w16du="http://schemas.microsoft.com/office/word/2023/wordml/word16du" xmlns:w16sdtdh="http://schemas.microsoft.com/office/word/2020/wordml/sdtdatahash" xmlns:w16sdtfl="http://schemas.microsoft.com/office/word/2024/wordml/sdtformatlock" xmlns:w16se="http://schemas.microsoft.com/office/word/2015/wordml/symex" xmlns:wpg="http://schemas.microsoft.com/office/word/2010/wordprocessingGroup" xmlns:wpi="http://schemas.microsoft.com/office/word/2010/wordprocessingInk" xmlns:wne="http://schemas.microsoft.com/office/word/2006/wordml" xmlns:wps="http://schemas.microsoft.com/office/word/2010/wordprocessingShape" mc:Ignorable="w14 w15 w16se w16cid w16 w16cex w16sdtdh w16sdtfl w16du wp14">
   <w:endnote w:type="separator" w:id="-1">
     <w:p>
       <w:pPr>
@@ -1875,7 +1877,17 @@
 </file>
 
 <file path=word/footer1.xml><?xml version="1.0" encoding="utf-8"?>
-<w:ftr xmlns:wpc="http://schemas.microsoft.com/office/word/2010/wordprocessingCanvas" xmlns:cx="http://schemas.microsoft.com/office/drawing/2014/chartex" xmlns:cx1="http://schemas.microsoft.com/office/drawing/2015/9/8/chartex" xmlns:cx2="http://schemas.microsoft.com/office/drawing/2015/10/21/chartex" xmlns:cx3="http://schemas.microsoft.com/office/drawing/2016/5/9/chartex" xmlns:cx4="http://schemas.microsoft.com/office/drawing/2016/5/10/chartex" xmlns:cx5="http://schemas.microsoft.com/office/drawing/2016/5/11/chartex" xmlns:cx6="http://schemas.microsoft.com/office/drawing/2016/5/12/chartex" xmlns:cx7="http://schemas.microsoft.com/office/drawing/2016/5/13/chartex" xmlns:cx8="http://schemas.microsoft.com/office/drawing/2016/5/14/chartex" xmlns:mc="http://schemas.openxmlformats.org/markup-compatibility/2006" xmlns:aink="http://schemas.microsoft.com/office/drawing/2016/ink" xmlns:am3d="http://schemas.microsoft.com/office/drawing/2017/model3d" xmlns:o="urn:schemas-microsoft-com:office:office" xmlns:oel="http://schemas.microsoft.com/office/2019/extlst" xmlns:r="http://schemas.openxmlformats.org/officeDocument/2006/relationships" xmlns:m="http://schemas.openxmlformats.org/officeDocument/2006/math" xmlns:v="urn:schemas-microsoft-com:vml" xmlns:wp14="http://schemas.microsoft.com/office/word/2010/wordprocessingDrawing" xmlns:wp="http://schemas.openxmlformats.org/drawingml/2006/wordprocessingDrawing" xmlns:w10="urn:schemas-microsoft-com:office:word" xmlns:w="http://schemas.openxmlformats.org/wordprocessingml/2006/main" xmlns:w14="http://schemas.microsoft.com/office/word/2010/wordml" xmlns:w15="http://schemas.microsoft.com/office/word/2012/wordml" xmlns:w16cex="http://schemas.microsoft.com/office/word/2018/wordml/cex" xmlns:w16cid="http://schemas.microsoft.com/office/word/2016/wordml/cid" xmlns:w16="http://schemas.microsoft.com/office/word/2018/wordml" xmlns:w16du="http://schemas.microsoft.com/office/word/2023/wordml/word16du" xmlns:w16sdtdh="http://schemas.microsoft.com/office/word/2020/wordml/sdtdatahash" xmlns:w16se="http://schemas.microsoft.com/office/word/2015/wordml/symex" xmlns:wpg="http://schemas.microsoft.com/office/word/2010/wordprocessingGroup" xmlns:wpi="http://schemas.microsoft.com/office/word/2010/wordprocessingInk" xmlns:wne="http://schemas.microsoft.com/office/word/2006/wordml" xmlns:wps="http://schemas.microsoft.com/office/word/2010/wordprocessingShape" mc:Ignorable="w14 w15 w16se w16cid w16 w16cex w16sdtdh w16du wp14">
+<w:ftr xmlns:wpc="http://schemas.microsoft.com/office/word/2010/wordprocessingCanvas" xmlns:cx="http://schemas.microsoft.com/office/drawing/2014/chartex" xmlns:cx1="http://schemas.microsoft.com/office/drawing/2015/9/8/chartex" xmlns:cx2="http://schemas.microsoft.com/office/drawing/2015/10/21/chartex" xmlns:cx3="http://schemas.microsoft.com/office/drawing/2016/5/9/chartex" xmlns:cx4="http://schemas.microsoft.com/office/drawing/2016/5/10/chartex" xmlns:cx5="http://schemas.microsoft.com/office/drawing/2016/5/11/chartex" xmlns:cx6="http://schemas.microsoft.com/office/drawing/2016/5/12/chartex" xmlns:cx7="http://schemas.microsoft.com/office/drawing/2016/5/13/chartex" xmlns:cx8="http://schemas.microsoft.com/office/drawing/2016/5/14/chartex" xmlns:mc="http://schemas.openxmlformats.org/markup-compatibility/2006" xmlns:aink="http://schemas.microsoft.com/office/drawing/2016/ink" xmlns:am3d="http://schemas.microsoft.com/office/drawing/2017/model3d" xmlns:o="urn:schemas-microsoft-com:office:office" xmlns:oel="http://schemas.microsoft.com/office/2019/extlst" xmlns:r="http://schemas.openxmlformats.org/officeDocument/2006/relationships" xmlns:m="http://schemas.openxmlformats.org/officeDocument/2006/math" xmlns:v="urn:schemas-microsoft-com:vml" xmlns:wp14="http://schemas.microsoft.com/office/word/2010/wordprocessingDrawing" xmlns:wp="http://schemas.openxmlformats.org/drawingml/2006/wordprocessingDrawing" xmlns:w10="urn:schemas-microsoft-com:office:word" xmlns:w="http://schemas.openxmlformats.org/wordprocessingml/2006/main" xmlns:w14="http://schemas.microsoft.com/office/word/2010/wordml" xmlns:w15="http://schemas.microsoft.com/office/word/2012/wordml" xmlns:w16cex="http://schemas.microsoft.com/office/word/2018/wordml/cex" xmlns:w16cid="http://schemas.microsoft.com/office/word/2016/wordml/cid" xmlns:w16="http://schemas.microsoft.com/office/word/2018/wordml" xmlns:w16du="http://schemas.microsoft.com/office/word/2023/wordml/word16du" xmlns:w16sdtdh="http://schemas.microsoft.com/office/word/2020/wordml/sdtdatahash" xmlns:w16sdtfl="http://schemas.microsoft.com/office/word/2024/wordml/sdtformatlock" xmlns:w16se="http://schemas.microsoft.com/office/word/2015/wordml/symex" xmlns:wpg="http://schemas.microsoft.com/office/word/2010/wordprocessingGroup" xmlns:wpi="http://schemas.microsoft.com/office/word/2010/wordprocessingInk" xmlns:wne="http://schemas.microsoft.com/office/word/2006/wordml" xmlns:wps="http://schemas.microsoft.com/office/word/2010/wordprocessingShape" mc:Ignorable="w14 w15 w16se w16cid w16 w16cex w16sdtdh w16sdtfl w16du wp14">
+  <w:p>
+    <w:pPr>
+      <w:pStyle w:val="Footer"/>
+    </w:pPr>
+  </w:p>
+</w:ftr>
+</file>
+
+<file path=word/footer2.xml><?xml version="1.0" encoding="utf-8"?>
+<w:ftr xmlns:wpc="http://schemas.microsoft.com/office/word/2010/wordprocessingCanvas" xmlns:cx="http://schemas.microsoft.com/office/drawing/2014/chartex" xmlns:cx1="http://schemas.microsoft.com/office/drawing/2015/9/8/chartex" xmlns:cx2="http://schemas.microsoft.com/office/drawing/2015/10/21/chartex" xmlns:cx3="http://schemas.microsoft.com/office/drawing/2016/5/9/chartex" xmlns:cx4="http://schemas.microsoft.com/office/drawing/2016/5/10/chartex" xmlns:cx5="http://schemas.microsoft.com/office/drawing/2016/5/11/chartex" xmlns:cx6="http://schemas.microsoft.com/office/drawing/2016/5/12/chartex" xmlns:cx7="http://schemas.microsoft.com/office/drawing/2016/5/13/chartex" xmlns:cx8="http://schemas.microsoft.com/office/drawing/2016/5/14/chartex" xmlns:mc="http://schemas.openxmlformats.org/markup-compatibility/2006" xmlns:aink="http://schemas.microsoft.com/office/drawing/2016/ink" xmlns:am3d="http://schemas.microsoft.com/office/drawing/2017/model3d" xmlns:o="urn:schemas-microsoft-com:office:office" xmlns:oel="http://schemas.microsoft.com/office/2019/extlst" xmlns:r="http://schemas.openxmlformats.org/officeDocument/2006/relationships" xmlns:m="http://schemas.openxmlformats.org/officeDocument/2006/math" xmlns:v="urn:schemas-microsoft-com:vml" xmlns:wp14="http://schemas.microsoft.com/office/word/2010/wordprocessingDrawing" xmlns:wp="http://schemas.openxmlformats.org/drawingml/2006/wordprocessingDrawing" xmlns:w10="urn:schemas-microsoft-com:office:word" xmlns:w="http://schemas.openxmlformats.org/wordprocessingml/2006/main" xmlns:w14="http://schemas.microsoft.com/office/word/2010/wordml" xmlns:w15="http://schemas.microsoft.com/office/word/2012/wordml" xmlns:w16cex="http://schemas.microsoft.com/office/word/2018/wordml/cex" xmlns:w16cid="http://schemas.microsoft.com/office/word/2016/wordml/cid" xmlns:w16="http://schemas.microsoft.com/office/word/2018/wordml" xmlns:w16du="http://schemas.microsoft.com/office/word/2023/wordml/word16du" xmlns:w16sdtdh="http://schemas.microsoft.com/office/word/2020/wordml/sdtdatahash" xmlns:w16sdtfl="http://schemas.microsoft.com/office/word/2024/wordml/sdtformatlock" xmlns:w16se="http://schemas.microsoft.com/office/word/2015/wordml/symex" xmlns:wpg="http://schemas.microsoft.com/office/word/2010/wordprocessingGroup" xmlns:wpi="http://schemas.microsoft.com/office/word/2010/wordprocessingInk" xmlns:wne="http://schemas.microsoft.com/office/word/2006/wordml" xmlns:wps="http://schemas.microsoft.com/office/word/2010/wordprocessingShape" mc:Ignorable="w14 w15 w16se w16cid w16 w16cex w16sdtdh w16sdtfl w16du wp14">
   <w:p>
     <w:pPr>
       <w:spacing w:after="0" w:line="240" w:lineRule="auto"/>
@@ -2565,8 +2577,8 @@
 </w:ftr>
 </file>
 
-<file path=word/footer2.xml><?xml version="1.0" encoding="utf-8"?>
-<w:ftr xmlns:wpc="http://schemas.microsoft.com/office/word/2010/wordprocessingCanvas" xmlns:cx="http://schemas.microsoft.com/office/drawing/2014/chartex" xmlns:cx1="http://schemas.microsoft.com/office/drawing/2015/9/8/chartex" xmlns:cx2="http://schemas.microsoft.com/office/drawing/2015/10/21/chartex" xmlns:cx3="http://schemas.microsoft.com/office/drawing/2016/5/9/chartex" xmlns:cx4="http://schemas.microsoft.com/office/drawing/2016/5/10/chartex" xmlns:cx5="http://schemas.microsoft.com/office/drawing/2016/5/11/chartex" xmlns:cx6="http://schemas.microsoft.com/office/drawing/2016/5/12/chartex" xmlns:cx7="http://schemas.microsoft.com/office/drawing/2016/5/13/chartex" xmlns:cx8="http://schemas.microsoft.com/office/drawing/2016/5/14/chartex" xmlns:mc="http://schemas.openxmlformats.org/markup-compatibility/2006" xmlns:aink="http://schemas.microsoft.com/office/drawing/2016/ink" xmlns:am3d="http://schemas.microsoft.com/office/drawing/2017/model3d" xmlns:o="urn:schemas-microsoft-com:office:office" xmlns:oel="http://schemas.microsoft.com/office/2019/extlst" xmlns:r="http://schemas.openxmlformats.org/officeDocument/2006/relationships" xmlns:m="http://schemas.openxmlformats.org/officeDocument/2006/math" xmlns:v="urn:schemas-microsoft-com:vml" xmlns:wp14="http://schemas.microsoft.com/office/word/2010/wordprocessingDrawing" xmlns:wp="http://schemas.openxmlformats.org/drawingml/2006/wordprocessingDrawing" xmlns:w10="urn:schemas-microsoft-com:office:word" xmlns:w="http://schemas.openxmlformats.org/wordprocessingml/2006/main" xmlns:w14="http://schemas.microsoft.com/office/word/2010/wordml" xmlns:w15="http://schemas.microsoft.com/office/word/2012/wordml" xmlns:w16cex="http://schemas.microsoft.com/office/word/2018/wordml/cex" xmlns:w16cid="http://schemas.microsoft.com/office/word/2016/wordml/cid" xmlns:w16="http://schemas.microsoft.com/office/word/2018/wordml" xmlns:w16du="http://schemas.microsoft.com/office/word/2023/wordml/word16du" xmlns:w16sdtdh="http://schemas.microsoft.com/office/word/2020/wordml/sdtdatahash" xmlns:w16se="http://schemas.microsoft.com/office/word/2015/wordml/symex" xmlns:wpg="http://schemas.microsoft.com/office/word/2010/wordprocessingGroup" xmlns:wpi="http://schemas.microsoft.com/office/word/2010/wordprocessingInk" xmlns:wne="http://schemas.microsoft.com/office/word/2006/wordml" xmlns:wps="http://schemas.microsoft.com/office/word/2010/wordprocessingShape" mc:Ignorable="w14 w15 w16se w16cid w16 w16cex w16sdtdh w16du wp14">
+<file path=word/footer3.xml><?xml version="1.0" encoding="utf-8"?>
+<w:ftr xmlns:wpc="http://schemas.microsoft.com/office/word/2010/wordprocessingCanvas" xmlns:cx="http://schemas.microsoft.com/office/drawing/2014/chartex" xmlns:cx1="http://schemas.microsoft.com/office/drawing/2015/9/8/chartex" xmlns:cx2="http://schemas.microsoft.com/office/drawing/2015/10/21/chartex" xmlns:cx3="http://schemas.microsoft.com/office/drawing/2016/5/9/chartex" xmlns:cx4="http://schemas.microsoft.com/office/drawing/2016/5/10/chartex" xmlns:cx5="http://schemas.microsoft.com/office/drawing/2016/5/11/chartex" xmlns:cx6="http://schemas.microsoft.com/office/drawing/2016/5/12/chartex" xmlns:cx7="http://schemas.microsoft.com/office/drawing/2016/5/13/chartex" xmlns:cx8="http://schemas.microsoft.com/office/drawing/2016/5/14/chartex" xmlns:mc="http://schemas.openxmlformats.org/markup-compatibility/2006" xmlns:aink="http://schemas.microsoft.com/office/drawing/2016/ink" xmlns:am3d="http://schemas.microsoft.com/office/drawing/2017/model3d" xmlns:o="urn:schemas-microsoft-com:office:office" xmlns:oel="http://schemas.microsoft.com/office/2019/extlst" xmlns:r="http://schemas.openxmlformats.org/officeDocument/2006/relationships" xmlns:m="http://schemas.openxmlformats.org/officeDocument/2006/math" xmlns:v="urn:schemas-microsoft-com:vml" xmlns:wp14="http://schemas.microsoft.com/office/word/2010/wordprocessingDrawing" xmlns:wp="http://schemas.openxmlformats.org/drawingml/2006/wordprocessingDrawing" xmlns:w10="urn:schemas-microsoft-com:office:word" xmlns:w="http://schemas.openxmlformats.org/wordprocessingml/2006/main" xmlns:w14="http://schemas.microsoft.com/office/word/2010/wordml" xmlns:w15="http://schemas.microsoft.com/office/word/2012/wordml" xmlns:w16cex="http://schemas.microsoft.com/office/word/2018/wordml/cex" xmlns:w16cid="http://schemas.microsoft.com/office/word/2016/wordml/cid" xmlns:w16="http://schemas.microsoft.com/office/word/2018/wordml" xmlns:w16du="http://schemas.microsoft.com/office/word/2023/wordml/word16du" xmlns:w16sdtdh="http://schemas.microsoft.com/office/word/2020/wordml/sdtdatahash" xmlns:w16sdtfl="http://schemas.microsoft.com/office/word/2024/wordml/sdtformatlock" xmlns:w16se="http://schemas.microsoft.com/office/word/2015/wordml/symex" xmlns:wpg="http://schemas.microsoft.com/office/word/2010/wordprocessingGroup" xmlns:wpi="http://schemas.microsoft.com/office/word/2010/wordprocessingInk" xmlns:wne="http://schemas.microsoft.com/office/word/2006/wordml" xmlns:wps="http://schemas.microsoft.com/office/word/2010/wordprocessingShape" mc:Ignorable="w14 w15 w16se w16cid w16 w16cex w16sdtdh w16sdtfl w16du wp14">
   <w:p>
     <w:pPr>
       <w:spacing w:after="0" w:line="240" w:lineRule="auto"/>
@@ -3094,7 +3106,7 @@
 </file>
 
 <file path=word/footnotes.xml><?xml version="1.0" encoding="utf-8"?>
-<w:footnotes xmlns:wpc="http://schemas.microsoft.com/office/word/2010/wordprocessingCanvas" xmlns:cx="http://schemas.microsoft.com/office/drawing/2014/chartex" xmlns:cx1="http://schemas.microsoft.com/office/drawing/2015/9/8/chartex" xmlns:cx2="http://schemas.microsoft.com/office/drawing/2015/10/21/chartex" xmlns:cx3="http://schemas.microsoft.com/office/drawing/2016/5/9/chartex" xmlns:cx4="http://schemas.microsoft.com/office/drawing/2016/5/10/chartex" xmlns:cx5="http://schemas.microsoft.com/office/drawing/2016/5/11/chartex" xmlns:cx6="http://schemas.microsoft.com/office/drawing/2016/5/12/chartex" xmlns:cx7="http://schemas.microsoft.com/office/drawing/2016/5/13/chartex" xmlns:cx8="http://schemas.microsoft.com/office/drawing/2016/5/14/chartex" xmlns:mc="http://schemas.openxmlformats.org/markup-compatibility/2006" xmlns:aink="http://schemas.microsoft.com/office/drawing/2016/ink" xmlns:am3d="http://schemas.microsoft.com/office/drawing/2017/model3d" xmlns:o="urn:schemas-microsoft-com:office:office" xmlns:oel="http://schemas.microsoft.com/office/2019/extlst" xmlns:r="http://schemas.openxmlformats.org/officeDocument/2006/relationships" xmlns:m="http://schemas.openxmlformats.org/officeDocument/2006/math" xmlns:v="urn:schemas-microsoft-com:vml" xmlns:wp14="http://schemas.microsoft.com/office/word/2010/wordprocessingDrawing" xmlns:wp="http://schemas.openxmlformats.org/drawingml/2006/wordprocessingDrawing" xmlns:w10="urn:schemas-microsoft-com:office:word" xmlns:w="http://schemas.openxmlformats.org/wordprocessingml/2006/main" xmlns:w14="http://schemas.microsoft.com/office/word/2010/wordml" xmlns:w15="http://schemas.microsoft.com/office/word/2012/wordml" xmlns:w16cex="http://schemas.microsoft.com/office/word/2018/wordml/cex" xmlns:w16cid="http://schemas.microsoft.com/office/word/2016/wordml/cid" xmlns:w16="http://schemas.microsoft.com/office/word/2018/wordml" xmlns:w16du="http://schemas.microsoft.com/office/word/2023/wordml/word16du" xmlns:w16sdtdh="http://schemas.microsoft.com/office/word/2020/wordml/sdtdatahash" xmlns:w16se="http://schemas.microsoft.com/office/word/2015/wordml/symex" xmlns:wpg="http://schemas.microsoft.com/office/word/2010/wordprocessingGroup" xmlns:wpi="http://schemas.microsoft.com/office/word/2010/wordprocessingInk" xmlns:wne="http://schemas.microsoft.com/office/word/2006/wordml" xmlns:wps="http://schemas.microsoft.com/office/word/2010/wordprocessingShape" mc:Ignorable="w14 w15 w16se w16cid w16 w16cex w16sdtdh w16du wp14">
+<w:footnotes xmlns:wpc="http://schemas.microsoft.com/office/word/2010/wordprocessingCanvas" xmlns:cx="http://schemas.microsoft.com/office/drawing/2014/chartex" xmlns:cx1="http://schemas.microsoft.com/office/drawing/2015/9/8/chartex" xmlns:cx2="http://schemas.microsoft.com/office/drawing/2015/10/21/chartex" xmlns:cx3="http://schemas.microsoft.com/office/drawing/2016/5/9/chartex" xmlns:cx4="http://schemas.microsoft.com/office/drawing/2016/5/10/chartex" xmlns:cx5="http://schemas.microsoft.com/office/drawing/2016/5/11/chartex" xmlns:cx6="http://schemas.microsoft.com/office/drawing/2016/5/12/chartex" xmlns:cx7="http://schemas.microsoft.com/office/drawing/2016/5/13/chartex" xmlns:cx8="http://schemas.microsoft.com/office/drawing/2016/5/14/chartex" xmlns:mc="http://schemas.openxmlformats.org/markup-compatibility/2006" xmlns:aink="http://schemas.microsoft.com/office/drawing/2016/ink" xmlns:am3d="http://schemas.microsoft.com/office/drawing/2017/model3d" xmlns:o="urn:schemas-microsoft-com:office:office" xmlns:oel="http://schemas.microsoft.com/office/2019/extlst" xmlns:r="http://schemas.openxmlformats.org/officeDocument/2006/relationships" xmlns:m="http://schemas.openxmlformats.org/officeDocument/2006/math" xmlns:v="urn:schemas-microsoft-com:vml" xmlns:wp14="http://schemas.microsoft.com/office/word/2010/wordprocessingDrawing" xmlns:wp="http://schemas.openxmlformats.org/drawingml/2006/wordprocessingDrawing" xmlns:w10="urn:schemas-microsoft-com:office:word" xmlns:w="http://schemas.openxmlformats.org/wordprocessingml/2006/main" xmlns:w14="http://schemas.microsoft.com/office/word/2010/wordml" xmlns:w15="http://schemas.microsoft.com/office/word/2012/wordml" xmlns:w16cex="http://schemas.microsoft.com/office/word/2018/wordml/cex" xmlns:w16cid="http://schemas.microsoft.com/office/word/2016/wordml/cid" xmlns:w16="http://schemas.microsoft.com/office/word/2018/wordml" xmlns:w16du="http://schemas.microsoft.com/office/word/2023/wordml/word16du" xmlns:w16sdtdh="http://schemas.microsoft.com/office/word/2020/wordml/sdtdatahash" xmlns:w16sdtfl="http://schemas.microsoft.com/office/word/2024/wordml/sdtformatlock" xmlns:w16se="http://schemas.microsoft.com/office/word/2015/wordml/symex" xmlns:wpg="http://schemas.microsoft.com/office/word/2010/wordprocessingGroup" xmlns:wpi="http://schemas.microsoft.com/office/word/2010/wordprocessingInk" xmlns:wne="http://schemas.microsoft.com/office/word/2006/wordml" xmlns:wps="http://schemas.microsoft.com/office/word/2010/wordprocessingShape" mc:Ignorable="w14 w15 w16se w16cid w16 w16cex w16sdtdh w16sdtfl w16du wp14">
   <w:footnote w:type="separator" w:id="-1">
     <w:p>
       <w:pPr>
@@ -3119,20 +3131,115 @@
 </file>
 
 <file path=word/header1.xml><?xml version="1.0" encoding="utf-8"?>
-<w:hdr xmlns:wpc="http://schemas.microsoft.com/office/word/2010/wordprocessingCanvas" xmlns:cx="http://schemas.microsoft.com/office/drawing/2014/chartex" xmlns:cx1="http://schemas.microsoft.com/office/drawing/2015/9/8/chartex" xmlns:cx2="http://schemas.microsoft.com/office/drawing/2015/10/21/chartex" xmlns:cx3="http://schemas.microsoft.com/office/drawing/2016/5/9/chartex" xmlns:cx4="http://schemas.microsoft.com/office/drawing/2016/5/10/chartex" xmlns:cx5="http://schemas.microsoft.com/office/drawing/2016/5/11/chartex" xmlns:cx6="http://schemas.microsoft.com/office/drawing/2016/5/12/chartex" xmlns:cx7="http://schemas.microsoft.com/office/drawing/2016/5/13/chartex" xmlns:cx8="http://schemas.microsoft.com/office/drawing/2016/5/14/chartex" xmlns:mc="http://schemas.openxmlformats.org/markup-compatibility/2006" xmlns:aink="http://schemas.microsoft.com/office/drawing/2016/ink" xmlns:am3d="http://schemas.microsoft.com/office/drawing/2017/model3d" xmlns:o="urn:schemas-microsoft-com:office:office" xmlns:oel="http://schemas.microsoft.com/office/2019/extlst" xmlns:r="http://schemas.openxmlformats.org/officeDocument/2006/relationships" xmlns:m="http://schemas.openxmlformats.org/officeDocument/2006/math" xmlns:v="urn:schemas-microsoft-com:vml" xmlns:wp14="http://schemas.microsoft.com/office/word/2010/wordprocessingDrawing" xmlns:wp="http://schemas.openxmlformats.org/drawingml/2006/wordprocessingDrawing" xmlns:w10="urn:schemas-microsoft-com:office:word" xmlns:w="http://schemas.openxmlformats.org/wordprocessingml/2006/main" xmlns:w14="http://schemas.microsoft.com/office/word/2010/wordml" xmlns:w15="http://schemas.microsoft.com/office/word/2012/wordml" xmlns:w16cex="http://schemas.microsoft.com/office/word/2018/wordml/cex" xmlns:w16cid="http://schemas.microsoft.com/office/word/2016/wordml/cid" xmlns:w16="http://schemas.microsoft.com/office/word/2018/wordml" xmlns:w16du="http://schemas.microsoft.com/office/word/2023/wordml/word16du" xmlns:w16sdtdh="http://schemas.microsoft.com/office/word/2020/wordml/sdtdatahash" xmlns:w16se="http://schemas.microsoft.com/office/word/2015/wordml/symex" xmlns:wpg="http://schemas.microsoft.com/office/word/2010/wordprocessingGroup" xmlns:wpi="http://schemas.microsoft.com/office/word/2010/wordprocessingInk" xmlns:wne="http://schemas.microsoft.com/office/word/2006/wordml" xmlns:wps="http://schemas.microsoft.com/office/word/2010/wordprocessingShape" mc:Ignorable="w14 w15 w16se w16cid w16 w16cex w16sdtdh w16du wp14">
+<w:hdr xmlns:wpc="http://schemas.microsoft.com/office/word/2010/wordprocessingCanvas" xmlns:cx="http://schemas.microsoft.com/office/drawing/2014/chartex" xmlns:cx1="http://schemas.microsoft.com/office/drawing/2015/9/8/chartex" xmlns:cx2="http://schemas.microsoft.com/office/drawing/2015/10/21/chartex" xmlns:cx3="http://schemas.microsoft.com/office/drawing/2016/5/9/chartex" xmlns:cx4="http://schemas.microsoft.com/office/drawing/2016/5/10/chartex" xmlns:cx5="http://schemas.microsoft.com/office/drawing/2016/5/11/chartex" xmlns:cx6="http://schemas.microsoft.com/office/drawing/2016/5/12/chartex" xmlns:cx7="http://schemas.microsoft.com/office/drawing/2016/5/13/chartex" xmlns:cx8="http://schemas.microsoft.com/office/drawing/2016/5/14/chartex" xmlns:mc="http://schemas.openxmlformats.org/markup-compatibility/2006" xmlns:aink="http://schemas.microsoft.com/office/drawing/2016/ink" xmlns:am3d="http://schemas.microsoft.com/office/drawing/2017/model3d" xmlns:o="urn:schemas-microsoft-com:office:office" xmlns:oel="http://schemas.microsoft.com/office/2019/extlst" xmlns:r="http://schemas.openxmlformats.org/officeDocument/2006/relationships" xmlns:m="http://schemas.openxmlformats.org/officeDocument/2006/math" xmlns:v="urn:schemas-microsoft-com:vml" xmlns:wp14="http://schemas.microsoft.com/office/word/2010/wordprocessingDrawing" xmlns:wp="http://schemas.openxmlformats.org/drawingml/2006/wordprocessingDrawing" xmlns:w10="urn:schemas-microsoft-com:office:word" xmlns:w="http://schemas.openxmlformats.org/wordprocessingml/2006/main" xmlns:w14="http://schemas.microsoft.com/office/word/2010/wordml" xmlns:w15="http://schemas.microsoft.com/office/word/2012/wordml" xmlns:w16cex="http://schemas.microsoft.com/office/word/2018/wordml/cex" xmlns:w16cid="http://schemas.microsoft.com/office/word/2016/wordml/cid" xmlns:w16="http://schemas.microsoft.com/office/word/2018/wordml" xmlns:w16du="http://schemas.microsoft.com/office/word/2023/wordml/word16du" xmlns:w16sdtdh="http://schemas.microsoft.com/office/word/2020/wordml/sdtdatahash" xmlns:w16sdtfl="http://schemas.microsoft.com/office/word/2024/wordml/sdtformatlock" xmlns:w16se="http://schemas.microsoft.com/office/word/2015/wordml/symex" xmlns:wpg="http://schemas.microsoft.com/office/word/2010/wordprocessingGroup" xmlns:wpi="http://schemas.microsoft.com/office/word/2010/wordprocessingInk" xmlns:wne="http://schemas.microsoft.com/office/word/2006/wordml" xmlns:wps="http://schemas.microsoft.com/office/word/2010/wordprocessingShape" mc:Ignorable="w14 w15 w16se w16cid w16 w16cex w16sdtdh w16sdtfl w16du wp14">
   <w:p>
     <w:pPr>
-      <w:spacing w:before="360"/>
+      <w:pStyle w:val="Header"/>
+    </w:pPr>
+  </w:p>
+</w:hdr>
+</file>
+
+<file path=word/header2.xml><?xml version="1.0" encoding="utf-8"?>
+<w:hdr xmlns:wpc="http://schemas.microsoft.com/office/word/2010/wordprocessingCanvas" xmlns:cx="http://schemas.microsoft.com/office/drawing/2014/chartex" xmlns:cx1="http://schemas.microsoft.com/office/drawing/2015/9/8/chartex" xmlns:cx2="http://schemas.microsoft.com/office/drawing/2015/10/21/chartex" xmlns:cx3="http://schemas.microsoft.com/office/drawing/2016/5/9/chartex" xmlns:cx4="http://schemas.microsoft.com/office/drawing/2016/5/10/chartex" xmlns:cx5="http://schemas.microsoft.com/office/drawing/2016/5/11/chartex" xmlns:cx6="http://schemas.microsoft.com/office/drawing/2016/5/12/chartex" xmlns:cx7="http://schemas.microsoft.com/office/drawing/2016/5/13/chartex" xmlns:cx8="http://schemas.microsoft.com/office/drawing/2016/5/14/chartex" xmlns:mc="http://schemas.openxmlformats.org/markup-compatibility/2006" xmlns:aink="http://schemas.microsoft.com/office/drawing/2016/ink" xmlns:am3d="http://schemas.microsoft.com/office/drawing/2017/model3d" xmlns:o="urn:schemas-microsoft-com:office:office" xmlns:oel="http://schemas.microsoft.com/office/2019/extlst" xmlns:r="http://schemas.openxmlformats.org/officeDocument/2006/relationships" xmlns:m="http://schemas.openxmlformats.org/officeDocument/2006/math" xmlns:v="urn:schemas-microsoft-com:vml" xmlns:wp14="http://schemas.microsoft.com/office/word/2010/wordprocessingDrawing" xmlns:wp="http://schemas.openxmlformats.org/drawingml/2006/wordprocessingDrawing" xmlns:w10="urn:schemas-microsoft-com:office:word" xmlns:w="http://schemas.openxmlformats.org/wordprocessingml/2006/main" xmlns:w14="http://schemas.microsoft.com/office/word/2010/wordml" xmlns:w15="http://schemas.microsoft.com/office/word/2012/wordml" xmlns:w16cex="http://schemas.microsoft.com/office/word/2018/wordml/cex" xmlns:w16cid="http://schemas.microsoft.com/office/word/2016/wordml/cid" xmlns:w16="http://schemas.microsoft.com/office/word/2018/wordml" xmlns:w16du="http://schemas.microsoft.com/office/word/2023/wordml/word16du" xmlns:w16sdtdh="http://schemas.microsoft.com/office/word/2020/wordml/sdtdatahash" xmlns:w16sdtfl="http://schemas.microsoft.com/office/word/2024/wordml/sdtformatlock" xmlns:w16se="http://schemas.microsoft.com/office/word/2015/wordml/symex" xmlns:wpg="http://schemas.microsoft.com/office/word/2010/wordprocessingGroup" xmlns:wpi="http://schemas.microsoft.com/office/word/2010/wordprocessingInk" xmlns:wne="http://schemas.microsoft.com/office/word/2006/wordml" xmlns:wps="http://schemas.microsoft.com/office/word/2010/wordprocessingShape" mc:Ignorable="w14 w15 w16se w16cid w16 w16cex w16sdtdh w16sdtfl w16du wp14">
+  <w:p>
+    <w:pPr>
+      <w:pStyle w:val="Header"/>
+      <w:tabs>
+        <w:tab w:val="clear" w:pos="8504"/>
+        <w:tab w:val="right" w:pos="9638"/>
+      </w:tabs>
       <w:ind w:left="-284"/>
       <w:rPr>
-        <w:rFonts w:cs="Arial"/>
-        <w:b/>
-        <w:bCs/>
-        <w:caps/>
-        <w:color w:val="595959" w:themeColor="text1" w:themeTint="A6"/>
+        <w:rFonts w:cstheme="minorHAnsi"/>
+      </w:rPr>
+    </w:pPr>
+    <w:r>
+      <w:rPr>
+        <w:rFonts w:cstheme="minorHAnsi"/>
+        <w:noProof/>
+        <w:lang w:val="en-GB" w:eastAsia="en-GB"/>
+      </w:rPr>
+      <w:drawing>
+        <wp:inline distT="0" distB="0" distL="0" distR="0" wp14:anchorId="0452EDBF" wp14:editId="28B94DAA">
+          <wp:extent cx="2228850" cy="419100"/>
+          <wp:effectExtent l="0" t="0" r="0" b="0"/>
+          <wp:docPr id="1083400343" name="Imagem 1083400343" descr="A black background with a black square&#10;&#10;AI-generated content may be incorrect."/>
+          <wp:cNvGraphicFramePr>
+            <a:graphicFrameLocks xmlns:a="http://schemas.openxmlformats.org/drawingml/2006/main" noChangeAspect="1"/>
+          </wp:cNvGraphicFramePr>
+          <a:graphic xmlns:a="http://schemas.openxmlformats.org/drawingml/2006/main">
+            <a:graphicData uri="http://schemas.openxmlformats.org/drawingml/2006/picture">
+              <pic:pic xmlns:pic="http://schemas.openxmlformats.org/drawingml/2006/picture">
+                <pic:nvPicPr>
+                  <pic:cNvPr id="1083400343" name="Imagem 1083400343" descr="A black background with a black square&#10;&#10;AI-generated content may be incorrect."/>
+                  <pic:cNvPicPr>
+                    <a:picLocks noChangeAspect="1" noChangeArrowheads="1"/>
+                  </pic:cNvPicPr>
+                </pic:nvPicPr>
+                <pic:blipFill rotWithShape="1">
+                  <a:blip r:embed="rId1">
+                    <a:extLst>
+                      <a:ext uri="{28A0092B-C50C-407E-A947-70E740481C1C}">
+                        <a14:useLocalDpi xmlns:a14="http://schemas.microsoft.com/office/drawing/2010/main" val="0"/>
+                      </a:ext>
+                    </a:extLst>
+                  </a:blip>
+                  <a:srcRect t="4959" r="63330" b="40496"/>
+                  <a:stretch/>
+                </pic:blipFill>
+                <pic:spPr bwMode="auto">
+                  <a:xfrm>
+                    <a:off x="0" y="0"/>
+                    <a:ext cx="2228850" cy="419100"/>
+                  </a:xfrm>
+                  <a:prstGeom prst="rect">
+                    <a:avLst/>
+                  </a:prstGeom>
+                  <a:noFill/>
+                  <a:ln>
+                    <a:noFill/>
+                  </a:ln>
+                  <a:extLst>
+                    <a:ext uri="{53640926-AAD7-44D8-BBD7-CCE9431645EC}">
+                      <a14:shadowObscured xmlns:a14="http://schemas.microsoft.com/office/drawing/2010/main"/>
+                    </a:ext>
+                  </a:extLst>
+                </pic:spPr>
+              </pic:pic>
+            </a:graphicData>
+          </a:graphic>
+        </wp:inline>
+      </w:drawing>
+    </w:r>
+    <w:r>
+      <w:rPr>
+        <w:rFonts w:cstheme="minorHAnsi"/>
         <w:lang w:eastAsia="pt-PT"/>
       </w:rPr>
-    </w:pPr>
+      <w:t xml:space="preserve">  </w:t>
+    </w:r>
+    <w:r>
+      <w:rPr>
+        <w:rFonts w:cstheme="minorHAnsi"/>
+        <w:lang w:eastAsia="pt-PT"/>
+      </w:rPr>
+      <w:tab/>
+    </w:r>
+    <w:r>
+      <w:rPr>
+        <w:rFonts w:cstheme="minorHAnsi"/>
+        <w:lang w:eastAsia="pt-PT"/>
+      </w:rPr>
+      <w:tab/>
+      <w:t xml:space="preserve">      [</w:t>
+    </w:r>
+    <w:r>
+      <w:rPr>
+        <w:rFonts w:cstheme="minorHAnsi"/>
+      </w:rPr>
+      <w:t>Espaço para logotipo do parceiro]</w:t>
+    </w:r>
   </w:p>
   <w:p>
     <w:pPr>
@@ -3413,8 +3520,8 @@
 </w:hdr>
 </file>
 
-<file path=word/header2.xml><?xml version="1.0" encoding="utf-8"?>
-<w:hdr xmlns:wpc="http://schemas.microsoft.com/office/word/2010/wordprocessingCanvas" xmlns:cx="http://schemas.microsoft.com/office/drawing/2014/chartex" xmlns:cx1="http://schemas.microsoft.com/office/drawing/2015/9/8/chartex" xmlns:cx2="http://schemas.microsoft.com/office/drawing/2015/10/21/chartex" xmlns:cx3="http://schemas.microsoft.com/office/drawing/2016/5/9/chartex" xmlns:cx4="http://schemas.microsoft.com/office/drawing/2016/5/10/chartex" xmlns:cx5="http://schemas.microsoft.com/office/drawing/2016/5/11/chartex" xmlns:cx6="http://schemas.microsoft.com/office/drawing/2016/5/12/chartex" xmlns:cx7="http://schemas.microsoft.com/office/drawing/2016/5/13/chartex" xmlns:cx8="http://schemas.microsoft.com/office/drawing/2016/5/14/chartex" xmlns:mc="http://schemas.openxmlformats.org/markup-compatibility/2006" xmlns:aink="http://schemas.microsoft.com/office/drawing/2016/ink" xmlns:am3d="http://schemas.microsoft.com/office/drawing/2017/model3d" xmlns:o="urn:schemas-microsoft-com:office:office" xmlns:oel="http://schemas.microsoft.com/office/2019/extlst" xmlns:r="http://schemas.openxmlformats.org/officeDocument/2006/relationships" xmlns:m="http://schemas.openxmlformats.org/officeDocument/2006/math" xmlns:v="urn:schemas-microsoft-com:vml" xmlns:wp14="http://schemas.microsoft.com/office/word/2010/wordprocessingDrawing" xmlns:wp="http://schemas.openxmlformats.org/drawingml/2006/wordprocessingDrawing" xmlns:w10="urn:schemas-microsoft-com:office:word" xmlns:w="http://schemas.openxmlformats.org/wordprocessingml/2006/main" xmlns:w14="http://schemas.microsoft.com/office/word/2010/wordml" xmlns:w15="http://schemas.microsoft.com/office/word/2012/wordml" xmlns:w16cex="http://schemas.microsoft.com/office/word/2018/wordml/cex" xmlns:w16cid="http://schemas.microsoft.com/office/word/2016/wordml/cid" xmlns:w16="http://schemas.microsoft.com/office/word/2018/wordml" xmlns:w16du="http://schemas.microsoft.com/office/word/2023/wordml/word16du" xmlns:w16sdtdh="http://schemas.microsoft.com/office/word/2020/wordml/sdtdatahash" xmlns:w16se="http://schemas.microsoft.com/office/word/2015/wordml/symex" xmlns:wpg="http://schemas.microsoft.com/office/word/2010/wordprocessingGroup" xmlns:wpi="http://schemas.microsoft.com/office/word/2010/wordprocessingInk" xmlns:wne="http://schemas.microsoft.com/office/word/2006/wordml" xmlns:wps="http://schemas.microsoft.com/office/word/2010/wordprocessingShape" mc:Ignorable="w14 w15 w16se w16cid w16 w16cex w16sdtdh w16du wp14">
+<file path=word/header3.xml><?xml version="1.0" encoding="utf-8"?>
+<w:hdr xmlns:wpc="http://schemas.microsoft.com/office/word/2010/wordprocessingCanvas" xmlns:cx="http://schemas.microsoft.com/office/drawing/2014/chartex" xmlns:cx1="http://schemas.microsoft.com/office/drawing/2015/9/8/chartex" xmlns:cx2="http://schemas.microsoft.com/office/drawing/2015/10/21/chartex" xmlns:cx3="http://schemas.microsoft.com/office/drawing/2016/5/9/chartex" xmlns:cx4="http://schemas.microsoft.com/office/drawing/2016/5/10/chartex" xmlns:cx5="http://schemas.microsoft.com/office/drawing/2016/5/11/chartex" xmlns:cx6="http://schemas.microsoft.com/office/drawing/2016/5/12/chartex" xmlns:cx7="http://schemas.microsoft.com/office/drawing/2016/5/13/chartex" xmlns:cx8="http://schemas.microsoft.com/office/drawing/2016/5/14/chartex" xmlns:mc="http://schemas.openxmlformats.org/markup-compatibility/2006" xmlns:aink="http://schemas.microsoft.com/office/drawing/2016/ink" xmlns:am3d="http://schemas.microsoft.com/office/drawing/2017/model3d" xmlns:o="urn:schemas-microsoft-com:office:office" xmlns:oel="http://schemas.microsoft.com/office/2019/extlst" xmlns:r="http://schemas.openxmlformats.org/officeDocument/2006/relationships" xmlns:m="http://schemas.openxmlformats.org/officeDocument/2006/math" xmlns:v="urn:schemas-microsoft-com:vml" xmlns:wp14="http://schemas.microsoft.com/office/word/2010/wordprocessingDrawing" xmlns:wp="http://schemas.openxmlformats.org/drawingml/2006/wordprocessingDrawing" xmlns:w10="urn:schemas-microsoft-com:office:word" xmlns:w="http://schemas.openxmlformats.org/wordprocessingml/2006/main" xmlns:w14="http://schemas.microsoft.com/office/word/2010/wordml" xmlns:w15="http://schemas.microsoft.com/office/word/2012/wordml" xmlns:w16cex="http://schemas.microsoft.com/office/word/2018/wordml/cex" xmlns:w16cid="http://schemas.microsoft.com/office/word/2016/wordml/cid" xmlns:w16="http://schemas.microsoft.com/office/word/2018/wordml" xmlns:w16du="http://schemas.microsoft.com/office/word/2023/wordml/word16du" xmlns:w16sdtdh="http://schemas.microsoft.com/office/word/2020/wordml/sdtdatahash" xmlns:w16sdtfl="http://schemas.microsoft.com/office/word/2024/wordml/sdtformatlock" xmlns:w16se="http://schemas.microsoft.com/office/word/2015/wordml/symex" xmlns:wpg="http://schemas.microsoft.com/office/word/2010/wordprocessingGroup" xmlns:wpi="http://schemas.microsoft.com/office/word/2010/wordprocessingInk" xmlns:wne="http://schemas.microsoft.com/office/word/2006/wordml" xmlns:wps="http://schemas.microsoft.com/office/word/2010/wordprocessingShape" mc:Ignorable="w14 w15 w16se w16cid w16 w16cex w16sdtdh w16sdtfl w16du wp14">
   <w:p>
     <w:pPr>
       <w:pStyle w:val="Header"/>
@@ -3674,7 +3781,7 @@
 </file>
 
 <file path=word/numbering.xml><?xml version="1.0" encoding="utf-8"?>
-<w:numbering xmlns:wpc="http://schemas.microsoft.com/office/word/2010/wordprocessingCanvas" xmlns:cx="http://schemas.microsoft.com/office/drawing/2014/chartex" xmlns:cx1="http://schemas.microsoft.com/office/drawing/2015/9/8/chartex" xmlns:cx2="http://schemas.microsoft.com/office/drawing/2015/10/21/chartex" xmlns:cx3="http://schemas.microsoft.com/office/drawing/2016/5/9/chartex" xmlns:cx4="http://schemas.microsoft.com/office/drawing/2016/5/10/chartex" xmlns:cx5="http://schemas.microsoft.com/office/drawing/2016/5/11/chartex" xmlns:cx6="http://schemas.microsoft.com/office/drawing/2016/5/12/chartex" xmlns:cx7="http://schemas.microsoft.com/office/drawing/2016/5/13/chartex" xmlns:cx8="http://schemas.microsoft.com/office/drawing/2016/5/14/chartex" xmlns:mc="http://schemas.openxmlformats.org/markup-compatibility/2006" xmlns:aink="http://schemas.microsoft.com/office/drawing/2016/ink" xmlns:am3d="http://schemas.microsoft.com/office/drawing/2017/model3d" xmlns:o="urn:schemas-microsoft-com:office:office" xmlns:oel="http://schemas.microsoft.com/office/2019/extlst" xmlns:r="http://schemas.openxmlformats.org/officeDocument/2006/relationships" xmlns:m="http://schemas.openxmlformats.org/officeDocument/2006/math" xmlns:v="urn:schemas-microsoft-com:vml" xmlns:wp14="http://schemas.microsoft.com/office/word/2010/wordprocessingDrawing" xmlns:wp="http://schemas.openxmlformats.org/drawingml/2006/wordprocessingDrawing" xmlns:w10="urn:schemas-microsoft-com:office:word" xmlns:w="http://schemas.openxmlformats.org/wordprocessingml/2006/main" xmlns:w14="http://schemas.microsoft.com/office/word/2010/wordml" xmlns:w15="http://schemas.microsoft.com/office/word/2012/wordml" xmlns:w16cex="http://schemas.microsoft.com/office/word/2018/wordml/cex" xmlns:w16cid="http://schemas.microsoft.com/office/word/2016/wordml/cid" xmlns:w16="http://schemas.microsoft.com/office/word/2018/wordml" xmlns:w16du="http://schemas.microsoft.com/office/word/2023/wordml/word16du" xmlns:w16sdtdh="http://schemas.microsoft.com/office/word/2020/wordml/sdtdatahash" xmlns:w16se="http://schemas.microsoft.com/office/word/2015/wordml/symex" xmlns:wpg="http://schemas.microsoft.com/office/word/2010/wordprocessingGroup" xmlns:wpi="http://schemas.microsoft.com/office/word/2010/wordprocessingInk" xmlns:wne="http://schemas.microsoft.com/office/word/2006/wordml" xmlns:wps="http://schemas.microsoft.com/office/word/2010/wordprocessingShape" mc:Ignorable="w14 w15 w16se w16cid w16 w16cex w16sdtdh w16du wp14">
+<w:numbering xmlns:wpc="http://schemas.microsoft.com/office/word/2010/wordprocessingCanvas" xmlns:cx="http://schemas.microsoft.com/office/drawing/2014/chartex" xmlns:cx1="http://schemas.microsoft.com/office/drawing/2015/9/8/chartex" xmlns:cx2="http://schemas.microsoft.com/office/drawing/2015/10/21/chartex" xmlns:cx3="http://schemas.microsoft.com/office/drawing/2016/5/9/chartex" xmlns:cx4="http://schemas.microsoft.com/office/drawing/2016/5/10/chartex" xmlns:cx5="http://schemas.microsoft.com/office/drawing/2016/5/11/chartex" xmlns:cx6="http://schemas.microsoft.com/office/drawing/2016/5/12/chartex" xmlns:cx7="http://schemas.microsoft.com/office/drawing/2016/5/13/chartex" xmlns:cx8="http://schemas.microsoft.com/office/drawing/2016/5/14/chartex" xmlns:mc="http://schemas.openxmlformats.org/markup-compatibility/2006" xmlns:aink="http://schemas.microsoft.com/office/drawing/2016/ink" xmlns:am3d="http://schemas.microsoft.com/office/drawing/2017/model3d" xmlns:o="urn:schemas-microsoft-com:office:office" xmlns:oel="http://schemas.microsoft.com/office/2019/extlst" xmlns:r="http://schemas.openxmlformats.org/officeDocument/2006/relationships" xmlns:m="http://schemas.openxmlformats.org/officeDocument/2006/math" xmlns:v="urn:schemas-microsoft-com:vml" xmlns:wp14="http://schemas.microsoft.com/office/word/2010/wordprocessingDrawing" xmlns:wp="http://schemas.openxmlformats.org/drawingml/2006/wordprocessingDrawing" xmlns:w10="urn:schemas-microsoft-com:office:word" xmlns:w="http://schemas.openxmlformats.org/wordprocessingml/2006/main" xmlns:w14="http://schemas.microsoft.com/office/word/2010/wordml" xmlns:w15="http://schemas.microsoft.com/office/word/2012/wordml" xmlns:w16cex="http://schemas.microsoft.com/office/word/2018/wordml/cex" xmlns:w16cid="http://schemas.microsoft.com/office/word/2016/wordml/cid" xmlns:w16="http://schemas.microsoft.com/office/word/2018/wordml" xmlns:w16du="http://schemas.microsoft.com/office/word/2023/wordml/word16du" xmlns:w16sdtdh="http://schemas.microsoft.com/office/word/2020/wordml/sdtdatahash" xmlns:w16sdtfl="http://schemas.microsoft.com/office/word/2024/wordml/sdtformatlock" xmlns:w16se="http://schemas.microsoft.com/office/word/2015/wordml/symex" xmlns:wpg="http://schemas.microsoft.com/office/word/2010/wordprocessingGroup" xmlns:wpi="http://schemas.microsoft.com/office/word/2010/wordprocessingInk" xmlns:wne="http://schemas.microsoft.com/office/word/2006/wordml" xmlns:wps="http://schemas.microsoft.com/office/word/2010/wordprocessingShape" mc:Ignorable="w14 w15 w16se w16cid w16 w16cex w16sdtdh w16sdtfl w16du wp14">
   <w:abstractNum w:abstractNumId="0" w15:restartNumberingAfterBreak="0">
     <w:nsid w:val="08F6087A"/>
     <w:multiLevelType w:val="hybridMultilevel"/>
@@ -4044,7 +4151,7 @@
 </file>
 
 <file path=word/styles.xml><?xml version="1.0" encoding="utf-8"?>
-<w:styles xmlns:mc="http://schemas.openxmlformats.org/markup-compatibility/2006" xmlns:r="http://schemas.openxmlformats.org/officeDocument/2006/relationships" xmlns:w="http://schemas.openxmlformats.org/wordprocessingml/2006/main" xmlns:w14="http://schemas.microsoft.com/office/word/2010/wordml" xmlns:w15="http://schemas.microsoft.com/office/word/2012/wordml" xmlns:w16cex="http://schemas.microsoft.com/office/word/2018/wordml/cex" xmlns:w16cid="http://schemas.microsoft.com/office/word/2016/wordml/cid" xmlns:w16="http://schemas.microsoft.com/office/word/2018/wordml" xmlns:w16du="http://schemas.microsoft.com/office/word/2023/wordml/word16du" xmlns:w16sdtdh="http://schemas.microsoft.com/office/word/2020/wordml/sdtdatahash" xmlns:w16se="http://schemas.microsoft.com/office/word/2015/wordml/symex" mc:Ignorable="w14 w15 w16se w16cid w16 w16cex w16sdtdh w16du">
+<w:styles xmlns:mc="http://schemas.openxmlformats.org/markup-compatibility/2006" xmlns:r="http://schemas.openxmlformats.org/officeDocument/2006/relationships" xmlns:w="http://schemas.openxmlformats.org/wordprocessingml/2006/main" xmlns:w14="http://schemas.microsoft.com/office/word/2010/wordml" xmlns:w15="http://schemas.microsoft.com/office/word/2012/wordml" xmlns:w16cex="http://schemas.microsoft.com/office/word/2018/wordml/cex" xmlns:w16cid="http://schemas.microsoft.com/office/word/2016/wordml/cid" xmlns:w16="http://schemas.microsoft.com/office/word/2018/wordml" xmlns:w16du="http://schemas.microsoft.com/office/word/2023/wordml/word16du" xmlns:w16sdtdh="http://schemas.microsoft.com/office/word/2020/wordml/sdtdatahash" xmlns:w16sdtfl="http://schemas.microsoft.com/office/word/2024/wordml/sdtformatlock" xmlns:w16se="http://schemas.microsoft.com/office/word/2015/wordml/symex" mc:Ignorable="w14 w15 w16se w16cid w16 w16cex w16sdtdh w16sdtfl w16du">
   <w:docDefaults>
     <w:rPrDefault>
       <w:rPr>
@@ -4956,49 +5063,10 @@
 </file>
 
 <file path=customXml/item1.xml><?xml version="1.0" encoding="utf-8"?>
-<p:properties xmlns:p="http://schemas.microsoft.com/office/2006/metadata/properties" xmlns:xsi="http://www.w3.org/2001/XMLSchema-instance" xmlns:pc="http://schemas.microsoft.com/office/infopath/2007/PartnerControls">
-  <documentManagement>
-    <lcf76f155ced4ddcb4097134ff3c332f xmlns="3446d7c3-dc6a-4350-ad40-ba9df53f3877">
-      <Terms xmlns="http://schemas.microsoft.com/office/infopath/2007/PartnerControls"/>
-    </lcf76f155ced4ddcb4097134ff3c332f>
-    <TaxCatchAll xmlns="1a5967d1-a106-4c1d-8b06-2aac8d3bb08e" xsi:nil="true"/>
-  </documentManagement>
-</p:properties>
+<b:Sources xmlns:b="http://schemas.openxmlformats.org/officeDocument/2006/bibliography" xmlns="http://schemas.openxmlformats.org/officeDocument/2006/bibliography" SelectedStyle="\APA.XSL" StyleName="APA"/>
 </file>
 
 <file path=customXml/item2.xml><?xml version="1.0" encoding="utf-8"?>
-<f:fields xmlns:f="http://schemas.fabasoft.com/folio/2007/fields">
-  <f:record>
-    <f:field ref="objname" par="" text="AMA_Protocolo_CMD_Autenticação_Públicos" edit="true"/>
-    <f:field ref="objsubject" par="" text="" edit="true"/>
-    <f:field ref="objcreatedby" par="" text="Joana Pires"/>
-    <f:field ref="objcreatedat" par="" date="2022-01-11T14:50:29" text="11/01/2022 14:50:29"/>
-    <f:field ref="objchangedby" par="" text="Joana Pires"/>
-    <f:field ref="objmodifiedat" par="" date="2022-01-11T14:50:29" text="11/01/2022 14:50:29"/>
-    <f:field ref="doc_FSCFOLIO_1_1001_FieldDocumentNumber" par="" text=""/>
-    <f:field ref="doc_FSCFOLIO_1_1001_FieldSubject" par="" text="" edit="true"/>
-    <f:field ref="FSCFOLIO_1_1001_FieldCurrentUser" par="" text="Joana Pires"/>
-    <f:field ref="CCAPRECONFIG_15_1001_Objektname" par="" text="AMA_Protocolo_CMD_Autenticação_Públicos" edit="true"/>
-    <f:field ref="CCAPRECONFIG_15_1001_Objektname" par="" text="AMA_Protocolo_CMD_Autenticação_Públicos" edit="true"/>
-  </f:record>
-  <f:display par="" text="General">
-    <f:field ref="objname" text="Nome"/>
-    <f:field ref="objsubject" text="Assunto"/>
-    <f:field ref="objcreatedby" text="Criado por"/>
-    <f:field ref="objcreatedat" text="Criado em/às"/>
-    <f:field ref="objchangedby" text="Última alteração por"/>
-    <f:field ref="objmodifiedat" text="Última alteração em/às"/>
-    <f:field ref="FSCFOLIO_1_1001_FieldCurrentUser" text="Utilizador actual"/>
-    <f:field ref="CCAPRECONFIG_15_1001_Objektname" text="Objektname"/>
-  </f:display>
-  <f:display par="" text="Carta em série">
-    <f:field ref="doc_FSCFOLIO_1_1001_FieldDocumentNumber" text="Número do documento"/>
-    <f:field ref="doc_FSCFOLIO_1_1001_FieldSubject" text="Assunto"/>
-  </f:display>
-</f:fields>
-</file>
-
-<file path=customXml/item3.xml><?xml version="1.0" encoding="utf-8"?>
 <ct:contentTypeSchema xmlns:ct="http://schemas.microsoft.com/office/2006/metadata/contentType" xmlns:ma="http://schemas.microsoft.com/office/2006/metadata/properties/metaAttributes" ct:_="" ma:_="" ma:contentTypeName="Documento" ma:contentTypeID="0x010100591EB09506BAD3458726DD13151C5E0E" ma:contentTypeVersion="16" ma:contentTypeDescription="Criar um novo documento." ma:contentTypeScope="" ma:versionID="64d066a08460d06f064e44fa5e1ef16f">
   <xsd:schema xmlns:xsd="http://www.w3.org/2001/XMLSchema" xmlns:xs="http://www.w3.org/2001/XMLSchema" xmlns:p="http://schemas.microsoft.com/office/2006/metadata/properties" xmlns:ns2="3446d7c3-dc6a-4350-ad40-ba9df53f3877" xmlns:ns3="1a5967d1-a106-4c1d-8b06-2aac8d3bb08e" targetNamespace="http://schemas.microsoft.com/office/2006/metadata/properties" ma:root="true" ma:fieldsID="4c131c8a6a5f56bd0c34160b1281f51a" ns2:_="" ns3:_="">
     <xsd:import namespace="3446d7c3-dc6a-4350-ad40-ba9df53f3877"/>
@@ -5241,8 +5309,47 @@
 </ct:contentTypeSchema>
 </file>
 
+<file path=customXml/item3.xml><?xml version="1.0" encoding="utf-8"?>
+<f:fields xmlns:f="http://schemas.fabasoft.com/folio/2007/fields">
+  <f:record>
+    <f:field ref="objname" par="" text="AMA_Protocolo_CMD_Autenticação_Públicos" edit="true"/>
+    <f:field ref="objsubject" par="" text="" edit="true"/>
+    <f:field ref="objcreatedby" par="" text="Joana Pires"/>
+    <f:field ref="objcreatedat" par="" date="2022-01-11T14:50:29" text="11/01/2022 14:50:29"/>
+    <f:field ref="objchangedby" par="" text="Joana Pires"/>
+    <f:field ref="objmodifiedat" par="" date="2022-01-11T14:50:29" text="11/01/2022 14:50:29"/>
+    <f:field ref="doc_FSCFOLIO_1_1001_FieldDocumentNumber" par="" text=""/>
+    <f:field ref="doc_FSCFOLIO_1_1001_FieldSubject" par="" text="" edit="true"/>
+    <f:field ref="FSCFOLIO_1_1001_FieldCurrentUser" par="" text="Joana Pires"/>
+    <f:field ref="CCAPRECONFIG_15_1001_Objektname" par="" text="AMA_Protocolo_CMD_Autenticação_Públicos" edit="true"/>
+    <f:field ref="CCAPRECONFIG_15_1001_Objektname" par="" text="AMA_Protocolo_CMD_Autenticação_Públicos" edit="true"/>
+  </f:record>
+  <f:display par="" text="General">
+    <f:field ref="objname" text="Nome"/>
+    <f:field ref="objsubject" text="Assunto"/>
+    <f:field ref="objcreatedby" text="Criado por"/>
+    <f:field ref="objcreatedat" text="Criado em/às"/>
+    <f:field ref="objchangedby" text="Última alteração por"/>
+    <f:field ref="objmodifiedat" text="Última alteração em/às"/>
+    <f:field ref="FSCFOLIO_1_1001_FieldCurrentUser" text="Utilizador actual"/>
+    <f:field ref="CCAPRECONFIG_15_1001_Objektname" text="Objektname"/>
+  </f:display>
+  <f:display par="" text="Carta em série">
+    <f:field ref="doc_FSCFOLIO_1_1001_FieldDocumentNumber" text="Número do documento"/>
+    <f:field ref="doc_FSCFOLIO_1_1001_FieldSubject" text="Assunto"/>
+  </f:display>
+</f:fields>
+</file>
+
 <file path=customXml/item4.xml><?xml version="1.0" encoding="utf-8"?>
-<b:Sources xmlns:b="http://schemas.openxmlformats.org/officeDocument/2006/bibliography" xmlns="http://schemas.openxmlformats.org/officeDocument/2006/bibliography" SelectedStyle="\APA.XSL" StyleName="APA"/>
+<p:properties xmlns:p="http://schemas.microsoft.com/office/2006/metadata/properties" xmlns:xsi="http://www.w3.org/2001/XMLSchema-instance" xmlns:pc="http://schemas.microsoft.com/office/infopath/2007/PartnerControls">
+  <documentManagement>
+    <lcf76f155ced4ddcb4097134ff3c332f xmlns="3446d7c3-dc6a-4350-ad40-ba9df53f3877">
+      <Terms xmlns="http://schemas.microsoft.com/office/infopath/2007/PartnerControls"/>
+    </lcf76f155ced4ddcb4097134ff3c332f>
+    <TaxCatchAll xmlns="1a5967d1-a106-4c1d-8b06-2aac8d3bb08e" xsi:nil="true"/>
+  </documentManagement>
+</p:properties>
 </file>
 
 <file path=customXml/item5.xml><?xml version="1.0" encoding="utf-8"?>
@@ -5255,25 +5362,14 @@
 </file>
 
 <file path=customXml/itemProps1.xml><?xml version="1.0" encoding="utf-8"?>
-<ds:datastoreItem xmlns:ds="http://schemas.openxmlformats.org/officeDocument/2006/customXml" ds:itemID="{4987338A-DBF8-4C7E-A5EE-E214882A8DAF}">
+<ds:datastoreItem xmlns:ds="http://schemas.openxmlformats.org/officeDocument/2006/customXml" ds:itemID="{96847B57-A99A-48DC-A120-0670EDD00A34}">
   <ds:schemaRefs>
-    <ds:schemaRef ds:uri="http://schemas.microsoft.com/office/2006/metadata/properties"/>
-    <ds:schemaRef ds:uri="http://schemas.microsoft.com/office/infopath/2007/PartnerControls"/>
-    <ds:schemaRef ds:uri="3446d7c3-dc6a-4350-ad40-ba9df53f3877"/>
-    <ds:schemaRef ds:uri="1a5967d1-a106-4c1d-8b06-2aac8d3bb08e"/>
+    <ds:schemaRef ds:uri="http://schemas.openxmlformats.org/officeDocument/2006/bibliography"/>
   </ds:schemaRefs>
 </ds:datastoreItem>
 </file>
 
 <file path=customXml/itemProps2.xml><?xml version="1.0" encoding="utf-8"?>
-<ds:datastoreItem xmlns:ds="http://schemas.openxmlformats.org/officeDocument/2006/customXml" ds:itemID="{4E8A9591-F074-446B-902F-511FF79C122F}">
-  <ds:schemaRefs>
-    <ds:schemaRef ds:uri="http://schemas.fabasoft.com/folio/2007/fields"/>
-  </ds:schemaRefs>
-</ds:datastoreItem>
-</file>
-
-<file path=customXml/itemProps3.xml><?xml version="1.0" encoding="utf-8"?>
 <ds:datastoreItem xmlns:ds="http://schemas.openxmlformats.org/officeDocument/2006/customXml" ds:itemID="{E908A485-B706-4208-AF50-F648DEEA56CB}">
   <ds:schemaRefs>
     <ds:schemaRef ds:uri="http://schemas.microsoft.com/office/2006/metadata/contentType"/>
@@ -5292,10 +5388,21 @@
 </ds:datastoreItem>
 </file>
 
+<file path=customXml/itemProps3.xml><?xml version="1.0" encoding="utf-8"?>
+<ds:datastoreItem xmlns:ds="http://schemas.openxmlformats.org/officeDocument/2006/customXml" ds:itemID="{4E8A9591-F074-446B-902F-511FF79C122F}">
+  <ds:schemaRefs>
+    <ds:schemaRef ds:uri="http://schemas.fabasoft.com/folio/2007/fields"/>
+  </ds:schemaRefs>
+</ds:datastoreItem>
+</file>
+
 <file path=customXml/itemProps4.xml><?xml version="1.0" encoding="utf-8"?>
-<ds:datastoreItem xmlns:ds="http://schemas.openxmlformats.org/officeDocument/2006/customXml" ds:itemID="{96847B57-A99A-48DC-A120-0670EDD00A34}">
+<ds:datastoreItem xmlns:ds="http://schemas.openxmlformats.org/officeDocument/2006/customXml" ds:itemID="{4987338A-DBF8-4C7E-A5EE-E214882A8DAF}">
   <ds:schemaRefs>
-    <ds:schemaRef ds:uri="http://schemas.openxmlformats.org/officeDocument/2006/bibliography"/>
+    <ds:schemaRef ds:uri="http://schemas.microsoft.com/office/2006/metadata/properties"/>
+    <ds:schemaRef ds:uri="http://schemas.microsoft.com/office/infopath/2007/PartnerControls"/>
+    <ds:schemaRef ds:uri="3446d7c3-dc6a-4350-ad40-ba9df53f3877"/>
+    <ds:schemaRef ds:uri="1a5967d1-a106-4c1d-8b06-2aac8d3bb08e"/>
   </ds:schemaRefs>
 </ds:datastoreItem>
 </file>

--- a/protocolos_minutas/AMA_Protocolo_CMD_Autenticação_Públicos_.docx
+++ b/protocolos_minutas/AMA_Protocolo_CMD_Autenticação_Públicos_.docx
@@ -20,10 +20,71 @@
       </w:r>
       <w:r>
         <w:rPr>
+          <w:b/>
+          <w:bCs/>
+        </w:rPr>
+        <w:t>A</w:t>
+      </w:r>
+      <w:r>
+        <w:rPr>
+          <w:b/>
+        </w:rPr>
+        <w:t xml:space="preserve">gência </w:t>
+      </w:r>
+      <w:r>
+        <w:rPr>
+          <w:b/>
+        </w:rPr>
+        <w:t>p</w:t>
+      </w:r>
+      <w:r>
+        <w:rPr>
+          <w:b/>
+        </w:rPr>
+        <w:t xml:space="preserve">ara a </w:t>
+      </w:r>
+      <w:r>
+        <w:rPr>
+          <w:b/>
+        </w:rPr>
+        <w:t>R</w:t>
+      </w:r>
+      <w:r>
+        <w:rPr>
+          <w:b/>
+        </w:rPr>
+        <w:t xml:space="preserve">eforma </w:t>
+      </w:r>
+      <w:r>
+        <w:rPr>
+          <w:b/>
+        </w:rPr>
+        <w:t>T</w:t>
+      </w:r>
+      <w:r>
+        <w:rPr>
+          <w:b/>
+        </w:rPr>
+        <w:t xml:space="preserve">ecnológica do </w:t>
+      </w:r>
+      <w:r>
+        <w:rPr>
+          <w:b/>
+        </w:rPr>
+        <w:t>E</w:t>
+      </w:r>
+      <w:r>
+        <w:rPr>
+          <w:b/>
+        </w:rPr>
+        <w:t>stado</w:t>
+      </w:r>
+      <w:r>
+        <w:rPr>
           <w:rFonts w:ascii="Calibri" w:eastAsia="Calibri" w:hAnsi="Calibri" w:cs="Times New Roman"/>
           <w:b/>
         </w:rPr>
-        <w:t>Agência para a Modernização Administrativa, I</w:t>
+        <w:t>, I</w:t>
       </w:r>
       <w:r>
         <w:rPr>
@@ -57,7 +118,7 @@
           <w:rFonts w:ascii="Calibri" w:eastAsia="Calibri" w:hAnsi="Calibri" w:cs="Times New Roman"/>
           <w:b/>
         </w:rPr>
-        <w:t>AMA</w:t>
+        <w:t>ARTE</w:t>
       </w:r>
       <w:r>
         <w:rPr>
@@ -240,7 +301,19 @@
         <w:rPr>
           <w:rFonts w:ascii="Calibri" w:eastAsia="Calibri" w:hAnsi="Calibri" w:cs="Times New Roman"/>
         </w:rPr>
-        <w:t>prevê um sistema alternativo e voluntário de autenticação segura em sítios na Internet, mediante acordo celebrado com a AMA, denominado Chave Móvel Digital;</w:t>
+        <w:t xml:space="preserve">prevê um sistema alternativo e voluntário de autenticação segura em sítios na Internet, mediante acordo celebrado com a </w:t>
+      </w:r>
+      <w:r>
+        <w:rPr>
+          <w:rFonts w:ascii="Calibri" w:eastAsia="Calibri" w:hAnsi="Calibri" w:cs="Times New Roman"/>
+        </w:rPr>
+        <w:t>ARTE</w:t>
+      </w:r>
+      <w:r>
+        <w:rPr>
+          <w:rFonts w:ascii="Calibri" w:eastAsia="Calibri" w:hAnsi="Calibri" w:cs="Times New Roman"/>
+        </w:rPr>
+        <w:t>, denominado Chave Móvel Digital;</w:t>
       </w:r>
     </w:p>
     <w:p>
@@ -283,7 +356,7 @@
         <w:t xml:space="preserve"> </w:t>
       </w:r>
       <w:r>
-        <w:t>AMA</w:t>
+        <w:t>ARTE</w:t>
       </w:r>
       <w:r>
         <w:t xml:space="preserve">, é a entidade responsável </w:t>
@@ -374,6 +447,7 @@
         <w:jc w:val="both"/>
       </w:pPr>
       <w:r>
+        <w:lastRenderedPageBreak/>
         <w:t>e</w:t>
       </w:r>
       <w:r>
@@ -383,11 +457,13 @@
         <w:t>1</w:t>
       </w:r>
       <w:r>
-        <w:t xml:space="preserve"> do artigo 2.º da Lei n.º 37/2014, de 26 de junho, na sua redação atual, e do n.º 2 do </w:t>
-      </w:r>
-      <w:r>
-        <w:lastRenderedPageBreak/>
-        <w:t>artigo 11.º da Portaria n.º 77/2018, de 16 de março, as entidades públicas devem privilegiar a utilização da Chave Móvel Digital como modo de autenticação dos cidadãos nos respetivos sistemas e sítios da Internet, celebrando para o efeito protocolo com a AMA, isento de custos;</w:t>
+        <w:t xml:space="preserve"> do artigo 2.º da Lei n.º 37/2014, de 26 de junho, na sua redação atual, e do n.º 2 do artigo 11.º da Portaria n.º 77/2018, de 16 de março, as entidades públicas devem privilegiar a utilização da Chave Móvel Digital como modo de autenticação dos cidadãos nos respetivos sistemas e sítios da Internet, celebrando para o efeito protocolo com a </w:t>
+      </w:r>
+      <w:r>
+        <w:t>ARTE</w:t>
+      </w:r>
+      <w:r>
+        <w:t>, isento de custos;</w:t>
       </w:r>
     </w:p>
     <w:p>
@@ -404,7 +480,13 @@
         <w:t xml:space="preserve">) </w:t>
       </w:r>
       <w:r>
-        <w:t xml:space="preserve">As prestações objeto do presente protocolo não estão nem são suscetíveis de estar submetidas à concorrência de mercado, designadamente em razão da sua natureza e das suas características, bem como da posição relativa das partes no contrato e do contexto da sua própria formação, uma vez que a AMA </w:t>
+        <w:t xml:space="preserve">As prestações objeto do presente protocolo não estão nem são suscetíveis de estar submetidas à concorrência de mercado, designadamente em razão da sua natureza e das suas características, bem como da posição relativa das partes no contrato e do contexto da sua própria formação, uma vez que a </w:t>
+      </w:r>
+      <w:r>
+        <w:t>ARTE</w:t>
+      </w:r>
+      <w:r>
+        <w:t xml:space="preserve"> </w:t>
       </w:r>
       <w:r>
         <w:t xml:space="preserve">detém </w:t>
@@ -570,7 +652,13 @@
         <w:ind w:left="-283"/>
       </w:pPr>
       <w:r>
-        <w:t>No âmbito do presente Protocolo a AMA obriga-se a:</w:t>
+        <w:t xml:space="preserve">No âmbito do presente Protocolo a </w:t>
+      </w:r>
+      <w:r>
+        <w:t>ARTE</w:t>
+      </w:r>
+      <w:r>
+        <w:t xml:space="preserve"> obriga-se a:</w:t>
       </w:r>
     </w:p>
     <w:p>
@@ -638,18 +726,21 @@
         <w:jc w:val="both"/>
       </w:pPr>
       <w:r>
+        <w:lastRenderedPageBreak/>
         <w:t>b)</w:t>
       </w:r>
       <w:r>
         <w:tab/>
         <w:t xml:space="preserve">Garantir a administração, operação, </w:t>
       </w:r>
+      <w:proofErr w:type="spellStart"/>
       <w:r>
         <w:rPr>
           <w:i/>
         </w:rPr>
         <w:t>help-desk</w:t>
       </w:r>
+      <w:proofErr w:type="spellEnd"/>
       <w:r>
         <w:t xml:space="preserve"> e manutenção do fornecedor de autenticação (autenticação.gov);</w:t>
       </w:r>
@@ -662,7 +753,6 @@
         <w:jc w:val="both"/>
       </w:pPr>
       <w:r>
-        <w:lastRenderedPageBreak/>
         <w:t>c)</w:t>
       </w:r>
       <w:r>
@@ -779,7 +869,13 @@
         <w:t>Solicitar</w:t>
       </w:r>
       <w:r>
-        <w:t xml:space="preserve"> à AMA,</w:t>
+        <w:t xml:space="preserve"> à </w:t>
+      </w:r>
+      <w:r>
+        <w:t>ARTE</w:t>
+      </w:r>
+      <w:r>
+        <w:t>,</w:t>
       </w:r>
       <w:r>
         <w:t xml:space="preserve"> </w:t>
@@ -811,7 +907,13 @@
         <w:t xml:space="preserve">a autenticação através da Chave Móvel Digital </w:t>
       </w:r>
       <w:r>
-        <w:t>de acordo com os requisitos tecnológicos indicados pela AMA e somente para as finalidade</w:t>
+        <w:t xml:space="preserve">de acordo com os requisitos tecnológicos indicados pela </w:t>
+      </w:r>
+      <w:r>
+        <w:t>ARTE</w:t>
+      </w:r>
+      <w:r>
+        <w:t xml:space="preserve"> e somente para as finalidade</w:t>
       </w:r>
       <w:r>
         <w:t>s previstas na Cláusula 1.ª</w:t>
@@ -841,7 +943,10 @@
         <w:t xml:space="preserve">de Internet </w:t>
       </w:r>
       <w:r>
-        <w:t>que venha a indicar à AMA</w:t>
+        <w:t xml:space="preserve">que venha a indicar à </w:t>
+      </w:r>
+      <w:r>
+        <w:t>ARTE</w:t>
       </w:r>
       <w:r>
         <w:t>;</w:t>
@@ -862,7 +967,13 @@
       </w:r>
       <w:r>
         <w:tab/>
-        <w:t>Disponibilizar no respetivo portal o interface gráfico de acesso ao serviço Autenticação.Gov de acordo com as orientações definidas pela AMA;</w:t>
+        <w:t xml:space="preserve">Disponibilizar no respetivo portal o interface gráfico de acesso ao serviço Autenticação.Gov de acordo com as orientações definidas pela </w:t>
+      </w:r>
+      <w:r>
+        <w:t>ARTE</w:t>
+      </w:r>
+      <w:r>
+        <w:t>;</w:t>
       </w:r>
     </w:p>
     <w:p>
@@ -892,7 +1003,10 @@
         <w:t xml:space="preserve"> sítio</w:t>
       </w:r>
       <w:r>
-        <w:t>s de Internet que venha a indicar à AMA</w:t>
+        <w:t xml:space="preserve">s de Internet que venha a indicar à </w:t>
+      </w:r>
+      <w:r>
+        <w:t>ARTE</w:t>
       </w:r>
       <w:r>
         <w:t>;</w:t>
@@ -958,7 +1072,13 @@
         <w:t>Internet</w:t>
       </w:r>
       <w:r>
-        <w:t xml:space="preserve"> com a AMA;</w:t>
+        <w:t xml:space="preserve"> com a </w:t>
+      </w:r>
+      <w:r>
+        <w:t>ARTE</w:t>
+      </w:r>
+      <w:r>
+        <w:t>;</w:t>
       </w:r>
     </w:p>
     <w:p>
@@ -978,7 +1098,17 @@
         <w:tab/>
       </w:r>
       <w:r>
-        <w:t xml:space="preserve">Informar a AMA com uma antecedência de 30 dias quando pretenda deixar de utilizar a autenticação através de Chave Móvel Digital em algum dos seus sítios de </w:t>
+        <w:t xml:space="preserve">Informar a </w:t>
+      </w:r>
+      <w:r>
+        <w:t>ARTE</w:t>
+      </w:r>
+      <w:r>
+        <w:t xml:space="preserve"> com uma antecedência de 30 dias quando pretenda deixar de utilizar a autenticação </w:t>
+      </w:r>
+      <w:r>
+        <w:lastRenderedPageBreak/>
+        <w:t xml:space="preserve">através de Chave Móvel Digital em algum dos seus sítios de </w:t>
       </w:r>
       <w:r>
         <w:t>I</w:t>
@@ -1167,7 +1297,9 @@
       </w:r>
       <w:r>
         <w:tab/>
-        <w:t>AMA</w:t>
+      </w:r>
+      <w:r>
+        <w:t>ARTE</w:t>
       </w:r>
       <w:r>
         <w:t xml:space="preserve">: </w:t>
@@ -1180,7 +1312,19 @@
           <w:rPr>
             <w:rStyle w:val="Hyperlink"/>
           </w:rPr>
-          <w:t>protocolos@ama.gov.pt</w:t>
+          <w:t>protocolos@</w:t>
+        </w:r>
+        <w:r>
+          <w:rPr>
+            <w:rStyle w:val="Hyperlink"/>
+          </w:rPr>
+          <w:t>ARTE</w:t>
+        </w:r>
+        <w:r>
+          <w:rPr>
+            <w:rStyle w:val="Hyperlink"/>
+          </w:rPr>
+          <w:t>.gov.pt</w:t>
         </w:r>
       </w:hyperlink>
       <w:r>
@@ -1315,6 +1459,7 @@
         <w:jc w:val="both"/>
       </w:pPr>
       <w:r>
+        <w:lastRenderedPageBreak/>
         <w:t>Respeitar a finalidade para que foi autorizada a consulta, que deverá limitar-se ao estritamente necessário, não utilizando a informação para outros fins;</w:t>
       </w:r>
     </w:p>
@@ -1363,7 +1508,6 @@
         <w:jc w:val="both"/>
       </w:pPr>
       <w:r>
-        <w:lastRenderedPageBreak/>
         <w:t>Para os efeitos legais e os que decorrerem da execução do presente Protocolo, são identificados pelas Partes os respetivos encarregados de proteção de dados, responsáveis, nomeadamente:</w:t>
       </w:r>
     </w:p>
@@ -1380,14 +1524,32 @@
         <w:jc w:val="both"/>
       </w:pPr>
       <w:r>
-        <w:t xml:space="preserve">Pela AMA, </w:t>
+        <w:t xml:space="preserve">Pela </w:t>
+      </w:r>
+      <w:r>
+        <w:t>ARTE</w:t>
+      </w:r>
+      <w:r>
+        <w:t xml:space="preserve">, </w:t>
       </w:r>
       <w:hyperlink r:id="rId14" w:history="1">
         <w:r>
           <w:rPr>
             <w:rStyle w:val="Hyperlink"/>
           </w:rPr>
-          <w:t>dpo@ama.pt</w:t>
+          <w:t>dpo@</w:t>
+        </w:r>
+        <w:r>
+          <w:rPr>
+            <w:rStyle w:val="Hyperlink"/>
+          </w:rPr>
+          <w:t>ARTE</w:t>
+        </w:r>
+        <w:r>
+          <w:rPr>
+            <w:rStyle w:val="Hyperlink"/>
+          </w:rPr>
+          <w:t>.pt</w:t>
         </w:r>
       </w:hyperlink>
       <w:r>
@@ -1451,7 +1613,13 @@
         </w:rPr>
       </w:pPr>
       <w:r>
-        <w:t>Os Outorgantes obrigam-se a garantir o sigilo quanto à informação e elementos de que o seu pessoal ou subcontratados venham a ter conhecimento em virtude do presente Protocolo, devendo ser tratada como estritamente confidencial toda a informação escrita, verbal ou constante de suporte informático que contenha dados de natureza organizativa, técnica, comercial ou financeira, listas de clientes, de fornecedores, de equipamentos ou de  produtos ou qualquer outra informação relativa aos serviços e à atividade da AMA e do ______________, prevalecendo sempre e em qualquer caso o dever de salvaguardar a confidencialidade dos factos e elementos sujeitos ao dever de segredo.</w:t>
+        <w:t xml:space="preserve">Os Outorgantes obrigam-se a garantir o sigilo quanto à informação e elementos de que o seu pessoal ou subcontratados venham a ter conhecimento em virtude do presente Protocolo, devendo ser tratada como estritamente confidencial toda a informação escrita, verbal ou constante de suporte informático que contenha dados de natureza organizativa, técnica, comercial ou financeira, listas de clientes, de fornecedores, de equipamentos ou de  produtos ou qualquer outra informação relativa aos serviços e à atividade da </w:t>
+      </w:r>
+      <w:r>
+        <w:t>ARTE</w:t>
+      </w:r>
+      <w:r>
+        <w:t xml:space="preserve"> e do ______________, prevalecendo sempre e em qualquer caso o dever de salvaguardar a confidencialidade dos factos e elementos sujeitos ao dever de segredo.</w:t>
       </w:r>
     </w:p>
     <w:p>
@@ -1631,7 +1799,6 @@
         <w:jc w:val="both"/>
       </w:pPr>
       <w:r>
-        <w:lastRenderedPageBreak/>
         <w:t>Qualquer alteração ou cláusula adicional ao presente Protocolo só será válida se constar de documento assinado pelas Partes Outorgantes.</w:t>
       </w:r>
     </w:p>
@@ -1724,7 +1891,13 @@
               <w:rPr>
                 <w:rFonts w:cs="Times New Roman"/>
               </w:rPr>
-              <w:t>Pela AMA</w:t>
+              <w:t xml:space="preserve">Pela </w:t>
+            </w:r>
+            <w:r>
+              <w:rPr>
+                <w:rFonts w:cs="Times New Roman"/>
+              </w:rPr>
+              <w:t>ARTE</w:t>
             </w:r>
           </w:p>
         </w:tc>
@@ -3157,14 +3330,13 @@
     <w:r>
       <w:rPr>
         <w:rFonts w:cstheme="minorHAnsi"/>
-        <w:noProof/>
-        <w:lang w:val="en-GB" w:eastAsia="en-GB"/>
+        <w:lang w:eastAsia="pt-PT"/>
       </w:rPr>
       <w:drawing>
-        <wp:inline distT="0" distB="0" distL="0" distR="0" wp14:anchorId="0452EDBF" wp14:editId="28B94DAA">
-          <wp:extent cx="2228850" cy="419100"/>
+        <wp:inline distT="0" distB="0" distL="0" distR="0" wp14:anchorId="33A8F184" wp14:editId="73462114">
+          <wp:extent cx="1126772" cy="704850"/>
           <wp:effectExtent l="0" t="0" r="0" b="0"/>
-          <wp:docPr id="1083400343" name="Imagem 1083400343" descr="A black background with a black square&#10;&#10;AI-generated content may be incorrect."/>
+          <wp:docPr id="1667076744" name="Picture 1" descr="A black and white logo&#10;&#10;AI-generated content may be incorrect."/>
           <wp:cNvGraphicFramePr>
             <a:graphicFrameLocks xmlns:a="http://schemas.openxmlformats.org/drawingml/2006/main" noChangeAspect="1"/>
           </wp:cNvGraphicFramePr>
@@ -3172,39 +3344,23 @@
             <a:graphicData uri="http://schemas.openxmlformats.org/drawingml/2006/picture">
               <pic:pic xmlns:pic="http://schemas.openxmlformats.org/drawingml/2006/picture">
                 <pic:nvPicPr>
-                  <pic:cNvPr id="1083400343" name="Imagem 1083400343" descr="A black background with a black square&#10;&#10;AI-generated content may be incorrect."/>
-                  <pic:cNvPicPr>
-                    <a:picLocks noChangeAspect="1" noChangeArrowheads="1"/>
-                  </pic:cNvPicPr>
+                  <pic:cNvPr id="1667076744" name="Picture 1" descr="A black and white logo&#10;&#10;AI-generated content may be incorrect."/>
+                  <pic:cNvPicPr/>
                 </pic:nvPicPr>
-                <pic:blipFill rotWithShape="1">
-                  <a:blip r:embed="rId1">
-                    <a:extLst>
-                      <a:ext uri="{28A0092B-C50C-407E-A947-70E740481C1C}">
-                        <a14:useLocalDpi xmlns:a14="http://schemas.microsoft.com/office/drawing/2010/main" val="0"/>
-                      </a:ext>
-                    </a:extLst>
-                  </a:blip>
-                  <a:srcRect t="4959" r="63330" b="40496"/>
-                  <a:stretch/>
+                <pic:blipFill>
+                  <a:blip r:embed="rId1"/>
+                  <a:stretch>
+                    <a:fillRect/>
+                  </a:stretch>
                 </pic:blipFill>
-                <pic:spPr bwMode="auto">
+                <pic:spPr>
                   <a:xfrm>
                     <a:off x="0" y="0"/>
-                    <a:ext cx="2228850" cy="419100"/>
+                    <a:ext cx="1196623" cy="748545"/>
                   </a:xfrm>
                   <a:prstGeom prst="rect">
                     <a:avLst/>
                   </a:prstGeom>
-                  <a:noFill/>
-                  <a:ln>
-                    <a:noFill/>
-                  </a:ln>
-                  <a:extLst>
-                    <a:ext uri="{53640926-AAD7-44D8-BBD7-CCE9431645EC}">
-                      <a14:shadowObscured xmlns:a14="http://schemas.microsoft.com/office/drawing/2010/main"/>
-                    </a:ext>
-                  </a:extLst>
                 </pic:spPr>
               </pic:pic>
             </a:graphicData>
@@ -3243,16 +3399,8 @@
   </w:p>
   <w:p>
     <w:pPr>
-      <w:spacing w:before="360"/>
+      <w:spacing w:after="0" w:line="240" w:lineRule="auto"/>
       <w:ind w:left="-284"/>
-      <w:rPr>
-        <w:rFonts w:cs="Arial"/>
-        <w:caps/>
-        <w:color w:val="595959" w:themeColor="text1" w:themeTint="A6"/>
-        <w:lang w:eastAsia="pt-PT"/>
-      </w:rPr>
-    </w:pPr>
-    <w:r>
       <w:rPr>
         <w:rFonts w:cs="Arial"/>
         <w:b/>
@@ -3261,29 +3409,62 @@
         <w:color w:val="595959" w:themeColor="text1" w:themeTint="A6"/>
         <w:lang w:eastAsia="pt-PT"/>
       </w:rPr>
+    </w:pPr>
+  </w:p>
+  <w:p>
+    <w:pPr>
+      <w:spacing w:after="0" w:line="240" w:lineRule="auto"/>
+      <w:ind w:left="-284"/>
+      <w:rPr>
+        <w:rFonts w:cs="Arial"/>
+        <w:b/>
+        <w:bCs/>
+        <w:caps/>
+        <w:color w:val="595959" w:themeColor="text1" w:themeTint="A6"/>
+        <w:lang w:eastAsia="pt-PT"/>
+      </w:rPr>
+    </w:pPr>
+  </w:p>
+  <w:p>
+    <w:pPr>
+      <w:spacing w:after="0" w:line="240" w:lineRule="auto"/>
+      <w:ind w:left="-284"/>
+      <w:rPr>
+        <w:rFonts w:cs="Arial"/>
+        <w:b/>
+        <w:bCs/>
+        <w:caps/>
+        <w:color w:val="595959" w:themeColor="text1" w:themeTint="A6"/>
+        <w:lang w:eastAsia="pt-PT"/>
+      </w:rPr>
+    </w:pPr>
+    <w:r>
+      <w:rPr>
+        <w:rFonts w:cs="Arial"/>
+        <w:b/>
+        <w:bCs/>
+        <w:caps/>
+        <w:color w:val="595959" w:themeColor="text1" w:themeTint="A6"/>
+        <w:lang w:eastAsia="pt-PT"/>
+      </w:rPr>
       <w:t>Protocolo</w:t>
     </w:r>
     <w:r>
       <w:rPr>
         <w:rFonts w:cs="Arial"/>
+        <w:b/>
+        <w:bCs/>
         <w:caps/>
         <w:color w:val="595959" w:themeColor="text1" w:themeTint="A6"/>
         <w:lang w:eastAsia="pt-PT"/>
       </w:rPr>
-      <w:t xml:space="preserve"> | </w:t>
+      <w:t xml:space="preserve"> | n.º </w:t>
     </w:r>
     <w:r>
       <w:rPr>
         <w:rFonts w:cs="Arial"/>
-        <w:caps/>
-        <w:color w:val="595959" w:themeColor="text1" w:themeTint="A6"/>
-        <w:lang w:eastAsia="pt-PT"/>
-      </w:rPr>
-      <w:t xml:space="preserve">n.º </w:t>
-    </w:r>
-    <w:r>
-      <w:rPr>
-        <w:rFonts w:cs="Arial"/>
+        <w:b/>
+        <w:bCs/>
         <w:caps/>
         <w:color w:val="595959" w:themeColor="text1" w:themeTint="A6"/>
         <w:lang w:eastAsia="pt-PT"/>
@@ -3293,6 +3474,8 @@
     <w:r>
       <w:rPr>
         <w:rFonts w:cs="Arial"/>
+        <w:b/>
+        <w:bCs/>
         <w:caps/>
         <w:color w:val="595959" w:themeColor="text1" w:themeTint="A6"/>
         <w:lang w:eastAsia="pt-PT"/>
@@ -3302,6 +3485,8 @@
     <w:r>
       <w:rPr>
         <w:rFonts w:cs="Arial"/>
+        <w:b/>
+        <w:bCs/>
         <w:caps/>
         <w:color w:val="595959" w:themeColor="text1" w:themeTint="A6"/>
         <w:lang w:eastAsia="pt-PT"/>
@@ -3311,6 +3496,8 @@
     <w:r>
       <w:rPr>
         <w:rFonts w:cs="Arial"/>
+        <w:b/>
+        <w:bCs/>
         <w:caps/>
         <w:color w:val="595959" w:themeColor="text1" w:themeTint="A6"/>
         <w:lang w:eastAsia="pt-PT"/>
@@ -3320,6 +3507,8 @@
     <w:r>
       <w:rPr>
         <w:rFonts w:cs="Arial"/>
+        <w:b/>
+        <w:bCs/>
         <w:caps/>
         <w:color w:val="595959" w:themeColor="text1" w:themeTint="A6"/>
         <w:lang w:eastAsia="pt-PT"/>
@@ -3329,6 +3518,8 @@
     <w:r>
       <w:rPr>
         <w:rFonts w:cs="Arial"/>
+        <w:b/>
+        <w:bCs/>
         <w:caps/>
         <w:color w:val="595959" w:themeColor="text1" w:themeTint="A6"/>
         <w:lang w:eastAsia="pt-PT"/>
@@ -3338,6 +3529,8 @@
     <w:r>
       <w:rPr>
         <w:rFonts w:cs="Arial"/>
+        <w:b/>
+        <w:bCs/>
         <w:caps/>
         <w:color w:val="595959" w:themeColor="text1" w:themeTint="A6"/>
         <w:lang w:eastAsia="pt-PT"/>
@@ -3347,19 +3540,45 @@
     <w:r>
       <w:rPr>
         <w:rFonts w:cs="Arial"/>
+        <w:b/>
+        <w:bCs/>
         <w:caps/>
         <w:color w:val="595959" w:themeColor="text1" w:themeTint="A6"/>
         <w:lang w:eastAsia="pt-PT"/>
       </w:rPr>
-      <w:t xml:space="preserve">-AMA </w:t>
+      <w:t>-</w:t>
+    </w:r>
+    <w:r>
+      <w:rPr>
+        <w:rFonts w:cs="Arial"/>
+        <w:b/>
+        <w:bCs/>
+        <w:caps/>
+        <w:color w:val="595959" w:themeColor="text1" w:themeTint="A6"/>
+        <w:lang w:eastAsia="pt-PT"/>
+      </w:rPr>
+      <w:t>ARTE</w:t>
+    </w:r>
+    <w:r>
+      <w:rPr>
+        <w:rFonts w:cs="Arial"/>
+        <w:b/>
+        <w:bCs/>
+        <w:caps/>
+        <w:color w:val="595959" w:themeColor="text1" w:themeTint="A6"/>
+        <w:lang w:eastAsia="pt-PT"/>
+      </w:rPr>
+      <w:t xml:space="preserve"> </w:t>
     </w:r>
   </w:p>
   <w:p>
     <w:pPr>
+      <w:spacing w:after="0" w:line="240" w:lineRule="auto"/>
       <w:ind w:left="-284"/>
-      <w:jc w:val="both"/>
-      <w:rPr>
-        <w:rFonts w:ascii="Arial" w:hAnsi="Arial" w:cs="Arial"/>
+      <w:rPr>
+        <w:rFonts w:cs="Arial"/>
+        <w:b/>
+        <w:bCs/>
         <w:caps/>
         <w:color w:val="595959" w:themeColor="text1" w:themeTint="A6"/>
         <w:lang w:eastAsia="pt-PT"/>
@@ -3368,9 +3587,10 @@
     <w:r>
       <w:rPr>
         <w:rFonts w:cs="Arial"/>
+        <w:b/>
+        <w:bCs/>
         <w:caps/>
-        <w:noProof/>
-        <w:color w:val="000000" w:themeColor="text1"/>
+        <w:color w:val="595959" w:themeColor="text1" w:themeTint="A6"/>
         <w:lang w:eastAsia="pt-PT"/>
       </w:rPr>
       <mc:AlternateContent>
@@ -3459,7 +3679,7 @@
         <w:color w:val="595959" w:themeColor="text1" w:themeTint="A6"/>
         <w:lang w:eastAsia="pt-PT"/>
       </w:rPr>
-      <w:t xml:space="preserve">PROTOCOLO ENTRE A AGÊNCIA PARA A MODERNIZAÇÃO ADMINISTRATIVA, I.P. E </w:t>
+      <w:t xml:space="preserve">PROTOCOLO ENTRE A </w:t>
     </w:r>
     <w:r>
       <w:rPr>
@@ -3470,7 +3690,7 @@
         <w:color w:val="595959" w:themeColor="text1" w:themeTint="A6"/>
         <w:lang w:eastAsia="pt-PT"/>
       </w:rPr>
-      <w:t xml:space="preserve">O </w:t>
+      <w:t>Agência para a reforma tecnológica do estado</w:t>
     </w:r>
     <w:r>
       <w:rPr>
@@ -3481,7 +3701,7 @@
         <w:color w:val="595959" w:themeColor="text1" w:themeTint="A6"/>
         <w:lang w:eastAsia="pt-PT"/>
       </w:rPr>
-      <w:t>__________</w:t>
+      <w:t xml:space="preserve">, I.P. E </w:t>
     </w:r>
     <w:r>
       <w:rPr>
@@ -3492,7 +3712,7 @@
         <w:color w:val="595959" w:themeColor="text1" w:themeTint="A6"/>
         <w:lang w:eastAsia="pt-PT"/>
       </w:rPr>
-      <w:t>,</w:t>
+      <w:t xml:space="preserve">O </w:t>
     </w:r>
     <w:r>
       <w:rPr>
@@ -3503,7 +3723,7 @@
         <w:color w:val="595959" w:themeColor="text1" w:themeTint="A6"/>
         <w:lang w:eastAsia="pt-PT"/>
       </w:rPr>
-      <w:t xml:space="preserve"> </w:t>
+      <w:t>__________</w:t>
     </w:r>
     <w:r>
       <w:rPr>
@@ -3514,8 +3734,42 @@
         <w:color w:val="595959" w:themeColor="text1" w:themeTint="A6"/>
         <w:lang w:eastAsia="pt-PT"/>
       </w:rPr>
+      <w:t>,</w:t>
+    </w:r>
+    <w:r>
+      <w:rPr>
+        <w:rFonts w:cs="Arial"/>
+        <w:b/>
+        <w:bCs/>
+        <w:caps/>
+        <w:color w:val="595959" w:themeColor="text1" w:themeTint="A6"/>
+        <w:lang w:eastAsia="pt-PT"/>
+      </w:rPr>
+      <w:t xml:space="preserve"> </w:t>
+    </w:r>
+    <w:r>
+      <w:rPr>
+        <w:rFonts w:cs="Arial"/>
+        <w:b/>
+        <w:bCs/>
+        <w:caps/>
+        <w:color w:val="595959" w:themeColor="text1" w:themeTint="A6"/>
+        <w:lang w:eastAsia="pt-PT"/>
+      </w:rPr>
       <w:t>PARA DISPONIBILIZAÇÃO DE AUTENTICAÇÃO ATRAVÉS DE CHAVE MÓVEL DIGITAL</w:t>
     </w:r>
+  </w:p>
+  <w:p>
+    <w:pPr>
+      <w:ind w:left="-284"/>
+      <w:jc w:val="both"/>
+      <w:rPr>
+        <w:rFonts w:ascii="Arial" w:hAnsi="Arial" w:cs="Arial"/>
+        <w:caps/>
+        <w:color w:val="595959" w:themeColor="text1" w:themeTint="A6"/>
+        <w:lang w:eastAsia="pt-PT"/>
+      </w:rPr>
+    </w:pPr>
   </w:p>
 </w:hdr>
 </file>
@@ -3616,7 +3870,25 @@
         <w:color w:val="595959" w:themeColor="text1" w:themeTint="A6"/>
         <w:lang w:eastAsia="pt-PT"/>
       </w:rPr>
-      <w:t xml:space="preserve">-AMA </w:t>
+      <w:t>-</w:t>
+    </w:r>
+    <w:r>
+      <w:rPr>
+        <w:rFonts w:cs="Arial"/>
+        <w:caps/>
+        <w:color w:val="595959" w:themeColor="text1" w:themeTint="A6"/>
+        <w:lang w:eastAsia="pt-PT"/>
+      </w:rPr>
+      <w:t>ARTE</w:t>
+    </w:r>
+    <w:r>
+      <w:rPr>
+        <w:rFonts w:cs="Arial"/>
+        <w:caps/>
+        <w:color w:val="595959" w:themeColor="text1" w:themeTint="A6"/>
+        <w:lang w:eastAsia="pt-PT"/>
+      </w:rPr>
+      <w:t xml:space="preserve"> </w:t>
     </w:r>
   </w:p>
   <w:p>
@@ -5063,10 +5335,58 @@
 </file>
 
 <file path=customXml/item1.xml><?xml version="1.0" encoding="utf-8"?>
-<b:Sources xmlns:b="http://schemas.openxmlformats.org/officeDocument/2006/bibliography" xmlns="http://schemas.openxmlformats.org/officeDocument/2006/bibliography" SelectedStyle="\APA.XSL" StyleName="APA"/>
+<?mso-contentType ?>
+<FormTemplates xmlns="http://schemas.microsoft.com/sharepoint/v3/contenttype/forms">
+  <Display>DocumentLibraryForm</Display>
+  <Edit>DocumentLibraryForm</Edit>
+  <New>DocumentLibraryForm</New>
+</FormTemplates>
 </file>
 
 <file path=customXml/item2.xml><?xml version="1.0" encoding="utf-8"?>
+<p:properties xmlns:p="http://schemas.microsoft.com/office/2006/metadata/properties" xmlns:xsi="http://www.w3.org/2001/XMLSchema-instance" xmlns:pc="http://schemas.microsoft.com/office/infopath/2007/PartnerControls">
+  <documentManagement>
+    <lcf76f155ced4ddcb4097134ff3c332f xmlns="3446d7c3-dc6a-4350-ad40-ba9df53f3877">
+      <Terms xmlns="http://schemas.microsoft.com/office/infopath/2007/PartnerControls"/>
+    </lcf76f155ced4ddcb4097134ff3c332f>
+    <TaxCatchAll xmlns="1a5967d1-a106-4c1d-8b06-2aac8d3bb08e" xsi:nil="true"/>
+  </documentManagement>
+</p:properties>
+</file>
+
+<file path=customXml/item3.xml><?xml version="1.0" encoding="utf-8"?>
+<f:fields xmlns:f="http://schemas.fabasoft.com/folio/2007/fields">
+  <f:record>
+    <f:field ref="objname" par="" text="AMA_Protocolo_CMD_Autenticação_Públicos" edit="true"/>
+    <f:field ref="objsubject" par="" text="" edit="true"/>
+    <f:field ref="objcreatedby" par="" text="Joana Pires"/>
+    <f:field ref="objcreatedat" par="" date="2022-01-11T14:50:29" text="11/01/2022 14:50:29"/>
+    <f:field ref="objchangedby" par="" text="Joana Pires"/>
+    <f:field ref="objmodifiedat" par="" date="2022-01-11T14:50:29" text="11/01/2022 14:50:29"/>
+    <f:field ref="doc_FSCFOLIO_1_1001_FieldDocumentNumber" par="" text=""/>
+    <f:field ref="doc_FSCFOLIO_1_1001_FieldSubject" par="" text="" edit="true"/>
+    <f:field ref="FSCFOLIO_1_1001_FieldCurrentUser" par="" text="Joana Pires"/>
+    <f:field ref="CCAPRECONFIG_15_1001_Objektname" par="" text="AMA_Protocolo_CMD_Autenticação_Públicos" edit="true"/>
+    <f:field ref="CCAPRECONFIG_15_1001_Objektname" par="" text="AMA_Protocolo_CMD_Autenticação_Públicos" edit="true"/>
+  </f:record>
+  <f:display par="" text="General">
+    <f:field ref="objname" text="Nome"/>
+    <f:field ref="objsubject" text="Assunto"/>
+    <f:field ref="objcreatedby" text="Criado por"/>
+    <f:field ref="objcreatedat" text="Criado em/às"/>
+    <f:field ref="objchangedby" text="Última alteração por"/>
+    <f:field ref="objmodifiedat" text="Última alteração em/às"/>
+    <f:field ref="FSCFOLIO_1_1001_FieldCurrentUser" text="Utilizador actual"/>
+    <f:field ref="CCAPRECONFIG_15_1001_Objektname" text="Objektname"/>
+  </f:display>
+  <f:display par="" text="Carta em série">
+    <f:field ref="doc_FSCFOLIO_1_1001_FieldDocumentNumber" text="Número do documento"/>
+    <f:field ref="doc_FSCFOLIO_1_1001_FieldSubject" text="Assunto"/>
+  </f:display>
+</f:fields>
+</file>
+
+<file path=customXml/item4.xml><?xml version="1.0" encoding="utf-8"?>
 <ct:contentTypeSchema xmlns:ct="http://schemas.microsoft.com/office/2006/metadata/contentType" xmlns:ma="http://schemas.microsoft.com/office/2006/metadata/properties/metaAttributes" ct:_="" ma:_="" ma:contentTypeName="Documento" ma:contentTypeID="0x010100591EB09506BAD3458726DD13151C5E0E" ma:contentTypeVersion="16" ma:contentTypeDescription="Criar um novo documento." ma:contentTypeScope="" ma:versionID="64d066a08460d06f064e44fa5e1ef16f">
   <xsd:schema xmlns:xsd="http://www.w3.org/2001/XMLSchema" xmlns:xs="http://www.w3.org/2001/XMLSchema" xmlns:p="http://schemas.microsoft.com/office/2006/metadata/properties" xmlns:ns2="3446d7c3-dc6a-4350-ad40-ba9df53f3877" xmlns:ns3="1a5967d1-a106-4c1d-8b06-2aac8d3bb08e" targetNamespace="http://schemas.microsoft.com/office/2006/metadata/properties" ma:root="true" ma:fieldsID="4c131c8a6a5f56bd0c34160b1281f51a" ns2:_="" ns3:_="">
     <xsd:import namespace="3446d7c3-dc6a-4350-ad40-ba9df53f3877"/>
@@ -5309,67 +5629,38 @@
 </ct:contentTypeSchema>
 </file>
 
-<file path=customXml/item3.xml><?xml version="1.0" encoding="utf-8"?>
-<f:fields xmlns:f="http://schemas.fabasoft.com/folio/2007/fields">
-  <f:record>
-    <f:field ref="objname" par="" text="AMA_Protocolo_CMD_Autenticação_Públicos" edit="true"/>
-    <f:field ref="objsubject" par="" text="" edit="true"/>
-    <f:field ref="objcreatedby" par="" text="Joana Pires"/>
-    <f:field ref="objcreatedat" par="" date="2022-01-11T14:50:29" text="11/01/2022 14:50:29"/>
-    <f:field ref="objchangedby" par="" text="Joana Pires"/>
-    <f:field ref="objmodifiedat" par="" date="2022-01-11T14:50:29" text="11/01/2022 14:50:29"/>
-    <f:field ref="doc_FSCFOLIO_1_1001_FieldDocumentNumber" par="" text=""/>
-    <f:field ref="doc_FSCFOLIO_1_1001_FieldSubject" par="" text="" edit="true"/>
-    <f:field ref="FSCFOLIO_1_1001_FieldCurrentUser" par="" text="Joana Pires"/>
-    <f:field ref="CCAPRECONFIG_15_1001_Objektname" par="" text="AMA_Protocolo_CMD_Autenticação_Públicos" edit="true"/>
-    <f:field ref="CCAPRECONFIG_15_1001_Objektname" par="" text="AMA_Protocolo_CMD_Autenticação_Públicos" edit="true"/>
-  </f:record>
-  <f:display par="" text="General">
-    <f:field ref="objname" text="Nome"/>
-    <f:field ref="objsubject" text="Assunto"/>
-    <f:field ref="objcreatedby" text="Criado por"/>
-    <f:field ref="objcreatedat" text="Criado em/às"/>
-    <f:field ref="objchangedby" text="Última alteração por"/>
-    <f:field ref="objmodifiedat" text="Última alteração em/às"/>
-    <f:field ref="FSCFOLIO_1_1001_FieldCurrentUser" text="Utilizador actual"/>
-    <f:field ref="CCAPRECONFIG_15_1001_Objektname" text="Objektname"/>
-  </f:display>
-  <f:display par="" text="Carta em série">
-    <f:field ref="doc_FSCFOLIO_1_1001_FieldDocumentNumber" text="Número do documento"/>
-    <f:field ref="doc_FSCFOLIO_1_1001_FieldSubject" text="Assunto"/>
-  </f:display>
-</f:fields>
-</file>
-
-<file path=customXml/item4.xml><?xml version="1.0" encoding="utf-8"?>
-<p:properties xmlns:p="http://schemas.microsoft.com/office/2006/metadata/properties" xmlns:xsi="http://www.w3.org/2001/XMLSchema-instance" xmlns:pc="http://schemas.microsoft.com/office/infopath/2007/PartnerControls">
-  <documentManagement>
-    <lcf76f155ced4ddcb4097134ff3c332f xmlns="3446d7c3-dc6a-4350-ad40-ba9df53f3877">
-      <Terms xmlns="http://schemas.microsoft.com/office/infopath/2007/PartnerControls"/>
-    </lcf76f155ced4ddcb4097134ff3c332f>
-    <TaxCatchAll xmlns="1a5967d1-a106-4c1d-8b06-2aac8d3bb08e" xsi:nil="true"/>
-  </documentManagement>
-</p:properties>
-</file>
-
 <file path=customXml/item5.xml><?xml version="1.0" encoding="utf-8"?>
-<?mso-contentType ?>
-<FormTemplates xmlns="http://schemas.microsoft.com/sharepoint/v3/contenttype/forms">
-  <Display>DocumentLibraryForm</Display>
-  <Edit>DocumentLibraryForm</Edit>
-  <New>DocumentLibraryForm</New>
-</FormTemplates>
+<b:Sources xmlns:b="http://schemas.openxmlformats.org/officeDocument/2006/bibliography" xmlns="http://schemas.openxmlformats.org/officeDocument/2006/bibliography" SelectedStyle="\APA.XSL" StyleName="APA"/>
 </file>
 
 <file path=customXml/itemProps1.xml><?xml version="1.0" encoding="utf-8"?>
-<ds:datastoreItem xmlns:ds="http://schemas.openxmlformats.org/officeDocument/2006/customXml" ds:itemID="{96847B57-A99A-48DC-A120-0670EDD00A34}">
+<ds:datastoreItem xmlns:ds="http://schemas.openxmlformats.org/officeDocument/2006/customXml" ds:itemID="{25DBDF82-663B-4BCF-B4CD-E5F476023185}">
   <ds:schemaRefs>
-    <ds:schemaRef ds:uri="http://schemas.openxmlformats.org/officeDocument/2006/bibliography"/>
+    <ds:schemaRef ds:uri="http://schemas.microsoft.com/sharepoint/v3/contenttype/forms"/>
   </ds:schemaRefs>
 </ds:datastoreItem>
 </file>
 
 <file path=customXml/itemProps2.xml><?xml version="1.0" encoding="utf-8"?>
+<ds:datastoreItem xmlns:ds="http://schemas.openxmlformats.org/officeDocument/2006/customXml" ds:itemID="{4987338A-DBF8-4C7E-A5EE-E214882A8DAF}">
+  <ds:schemaRefs>
+    <ds:schemaRef ds:uri="http://schemas.microsoft.com/office/2006/metadata/properties"/>
+    <ds:schemaRef ds:uri="http://schemas.microsoft.com/office/infopath/2007/PartnerControls"/>
+    <ds:schemaRef ds:uri="3446d7c3-dc6a-4350-ad40-ba9df53f3877"/>
+    <ds:schemaRef ds:uri="1a5967d1-a106-4c1d-8b06-2aac8d3bb08e"/>
+  </ds:schemaRefs>
+</ds:datastoreItem>
+</file>
+
+<file path=customXml/itemProps3.xml><?xml version="1.0" encoding="utf-8"?>
+<ds:datastoreItem xmlns:ds="http://schemas.openxmlformats.org/officeDocument/2006/customXml" ds:itemID="{4E8A9591-F074-446B-902F-511FF79C122F}">
+  <ds:schemaRefs>
+    <ds:schemaRef ds:uri="http://schemas.fabasoft.com/folio/2007/fields"/>
+  </ds:schemaRefs>
+</ds:datastoreItem>
+</file>
+
+<file path=customXml/itemProps4.xml><?xml version="1.0" encoding="utf-8"?>
 <ds:datastoreItem xmlns:ds="http://schemas.openxmlformats.org/officeDocument/2006/customXml" ds:itemID="{E908A485-B706-4208-AF50-F648DEEA56CB}">
   <ds:schemaRefs>
     <ds:schemaRef ds:uri="http://schemas.microsoft.com/office/2006/metadata/contentType"/>
@@ -5388,29 +5679,10 @@
 </ds:datastoreItem>
 </file>
 
-<file path=customXml/itemProps3.xml><?xml version="1.0" encoding="utf-8"?>
-<ds:datastoreItem xmlns:ds="http://schemas.openxmlformats.org/officeDocument/2006/customXml" ds:itemID="{4E8A9591-F074-446B-902F-511FF79C122F}">
+<file path=customXml/itemProps5.xml><?xml version="1.0" encoding="utf-8"?>
+<ds:datastoreItem xmlns:ds="http://schemas.openxmlformats.org/officeDocument/2006/customXml" ds:itemID="{96847B57-A99A-48DC-A120-0670EDD00A34}">
   <ds:schemaRefs>
-    <ds:schemaRef ds:uri="http://schemas.fabasoft.com/folio/2007/fields"/>
-  </ds:schemaRefs>
-</ds:datastoreItem>
-</file>
-
-<file path=customXml/itemProps4.xml><?xml version="1.0" encoding="utf-8"?>
-<ds:datastoreItem xmlns:ds="http://schemas.openxmlformats.org/officeDocument/2006/customXml" ds:itemID="{4987338A-DBF8-4C7E-A5EE-E214882A8DAF}">
-  <ds:schemaRefs>
-    <ds:schemaRef ds:uri="http://schemas.microsoft.com/office/2006/metadata/properties"/>
-    <ds:schemaRef ds:uri="http://schemas.microsoft.com/office/infopath/2007/PartnerControls"/>
-    <ds:schemaRef ds:uri="3446d7c3-dc6a-4350-ad40-ba9df53f3877"/>
-    <ds:schemaRef ds:uri="1a5967d1-a106-4c1d-8b06-2aac8d3bb08e"/>
-  </ds:schemaRefs>
-</ds:datastoreItem>
-</file>
-
-<file path=customXml/itemProps5.xml><?xml version="1.0" encoding="utf-8"?>
-<ds:datastoreItem xmlns:ds="http://schemas.openxmlformats.org/officeDocument/2006/customXml" ds:itemID="{25DBDF82-663B-4BCF-B4CD-E5F476023185}">
-  <ds:schemaRefs>
-    <ds:schemaRef ds:uri="http://schemas.microsoft.com/sharepoint/v3/contenttype/forms"/>
+    <ds:schemaRef ds:uri="http://schemas.openxmlformats.org/officeDocument/2006/bibliography"/>
   </ds:schemaRefs>
 </ds:datastoreItem>
 </file>
--- a/protocolos_minutas/AMA_Protocolo_CMD_Autenticação_Públicos_.docx
+++ b/protocolos_minutas/AMA_Protocolo_CMD_Autenticação_Públicos_.docx
@@ -149,7 +149,7 @@
         <w:rPr>
           <w:rFonts w:ascii="Calibri" w:eastAsia="Calibri" w:hAnsi="Calibri" w:cs="Times New Roman"/>
         </w:rPr>
-        <w:t>Manuel Dias</w:t>
+        <w:t>Manuel Inácio Veladas Dias</w:t>
       </w:r>
       <w:r>
         <w:rPr>
@@ -733,14 +733,12 @@
         <w:tab/>
         <w:t xml:space="preserve">Garantir a administração, operação, </w:t>
       </w:r>
-      <w:proofErr w:type="spellStart"/>
       <w:r>
         <w:rPr>
           <w:i/>
         </w:rPr>
         <w:t>help-desk</w:t>
       </w:r>
-      <w:proofErr w:type="spellEnd"/>
       <w:r>
         <w:t xml:space="preserve"> e manutenção do fornecedor de autenticação (autenticação.gov);</w:t>
       </w:r>
@@ -5337,19 +5335,6 @@
 </file>
 
 <file path=customXml/item1.xml><?xml version="1.0" encoding="utf-8"?>
-<?mso-contentType ?>
-<FormTemplates xmlns="http://schemas.microsoft.com/sharepoint/v3/contenttype/forms">
-  <Display>DocumentLibraryForm</Display>
-  <Edit>DocumentLibraryForm</Edit>
-  <New>DocumentLibraryForm</New>
-</FormTemplates>
-</file>
-
-<file path=customXml/item2.xml><?xml version="1.0" encoding="utf-8"?>
-<b:Sources xmlns:b="http://schemas.openxmlformats.org/officeDocument/2006/bibliography" xmlns="http://schemas.openxmlformats.org/officeDocument/2006/bibliography" SelectedStyle="\APA.XSL" StyleName="APA"/>
-</file>
-
-<file path=customXml/item3.xml><?xml version="1.0" encoding="utf-8"?>
 <ct:contentTypeSchema xmlns:ct="http://schemas.microsoft.com/office/2006/metadata/contentType" xmlns:ma="http://schemas.microsoft.com/office/2006/metadata/properties/metaAttributes" ct:_="" ma:_="" ma:contentTypeName="Documento" ma:contentTypeID="0x010100591EB09506BAD3458726DD13151C5E0E" ma:contentTypeVersion="16" ma:contentTypeDescription="Criar um novo documento." ma:contentTypeScope="" ma:versionID="64d066a08460d06f064e44fa5e1ef16f">
   <xsd:schema xmlns:xsd="http://www.w3.org/2001/XMLSchema" xmlns:xs="http://www.w3.org/2001/XMLSchema" xmlns:p="http://schemas.microsoft.com/office/2006/metadata/properties" xmlns:ns2="3446d7c3-dc6a-4350-ad40-ba9df53f3877" xmlns:ns3="1a5967d1-a106-4c1d-8b06-2aac8d3bb08e" targetNamespace="http://schemas.microsoft.com/office/2006/metadata/properties" ma:root="true" ma:fieldsID="4c131c8a6a5f56bd0c34160b1281f51a" ns2:_="" ns3:_="">
     <xsd:import namespace="3446d7c3-dc6a-4350-ad40-ba9df53f3877"/>
@@ -5592,7 +5577,31 @@
 </ct:contentTypeSchema>
 </file>
 
+<file path=customXml/item2.xml><?xml version="1.0" encoding="utf-8"?>
+<b:Sources xmlns:b="http://schemas.openxmlformats.org/officeDocument/2006/bibliography" xmlns="http://schemas.openxmlformats.org/officeDocument/2006/bibliography" SelectedStyle="\APA.XSL" StyleName="APA"/>
+</file>
+
+<file path=customXml/item3.xml><?xml version="1.0" encoding="utf-8"?>
+<?mso-contentType ?>
+<FormTemplates xmlns="http://schemas.microsoft.com/sharepoint/v3/contenttype/forms">
+  <Display>DocumentLibraryForm</Display>
+  <Edit>DocumentLibraryForm</Edit>
+  <New>DocumentLibraryForm</New>
+</FormTemplates>
+</file>
+
 <file path=customXml/item4.xml><?xml version="1.0" encoding="utf-8"?>
+<p:properties xmlns:p="http://schemas.microsoft.com/office/2006/metadata/properties" xmlns:xsi="http://www.w3.org/2001/XMLSchema-instance" xmlns:pc="http://schemas.microsoft.com/office/infopath/2007/PartnerControls">
+  <documentManagement>
+    <lcf76f155ced4ddcb4097134ff3c332f xmlns="3446d7c3-dc6a-4350-ad40-ba9df53f3877">
+      <Terms xmlns="http://schemas.microsoft.com/office/infopath/2007/PartnerControls"/>
+    </lcf76f155ced4ddcb4097134ff3c332f>
+    <TaxCatchAll xmlns="1a5967d1-a106-4c1d-8b06-2aac8d3bb08e" xsi:nil="true"/>
+  </documentManagement>
+</p:properties>
+</file>
+
+<file path=customXml/item5.xml><?xml version="1.0" encoding="utf-8"?>
 <f:fields xmlns:f="http://schemas.fabasoft.com/folio/2007/fields">
   <f:record>
     <f:field ref="objname" par="" text="AMA_Protocolo_CMD_Autenticação_Públicos" edit="true"/>
@@ -5624,34 +5633,7 @@
 </f:fields>
 </file>
 
-<file path=customXml/item5.xml><?xml version="1.0" encoding="utf-8"?>
-<p:properties xmlns:p="http://schemas.microsoft.com/office/2006/metadata/properties" xmlns:xsi="http://www.w3.org/2001/XMLSchema-instance" xmlns:pc="http://schemas.microsoft.com/office/infopath/2007/PartnerControls">
-  <documentManagement>
-    <lcf76f155ced4ddcb4097134ff3c332f xmlns="3446d7c3-dc6a-4350-ad40-ba9df53f3877">
-      <Terms xmlns="http://schemas.microsoft.com/office/infopath/2007/PartnerControls"/>
-    </lcf76f155ced4ddcb4097134ff3c332f>
-    <TaxCatchAll xmlns="1a5967d1-a106-4c1d-8b06-2aac8d3bb08e" xsi:nil="true"/>
-  </documentManagement>
-</p:properties>
-</file>
-
 <file path=customXml/itemProps1.xml><?xml version="1.0" encoding="utf-8"?>
-<ds:datastoreItem xmlns:ds="http://schemas.openxmlformats.org/officeDocument/2006/customXml" ds:itemID="{25DBDF82-663B-4BCF-B4CD-E5F476023185}">
-  <ds:schemaRefs>
-    <ds:schemaRef ds:uri="http://schemas.microsoft.com/sharepoint/v3/contenttype/forms"/>
-  </ds:schemaRefs>
-</ds:datastoreItem>
-</file>
-
-<file path=customXml/itemProps2.xml><?xml version="1.0" encoding="utf-8"?>
-<ds:datastoreItem xmlns:ds="http://schemas.openxmlformats.org/officeDocument/2006/customXml" ds:itemID="{96847B57-A99A-48DC-A120-0670EDD00A34}">
-  <ds:schemaRefs>
-    <ds:schemaRef ds:uri="http://schemas.openxmlformats.org/officeDocument/2006/bibliography"/>
-  </ds:schemaRefs>
-</ds:datastoreItem>
-</file>
-
-<file path=customXml/itemProps3.xml><?xml version="1.0" encoding="utf-8"?>
 <ds:datastoreItem xmlns:ds="http://schemas.openxmlformats.org/officeDocument/2006/customXml" ds:itemID="{E908A485-B706-4208-AF50-F648DEEA56CB}">
   <ds:schemaRefs>
     <ds:schemaRef ds:uri="http://schemas.microsoft.com/office/2006/metadata/contentType"/>
@@ -5670,15 +5652,23 @@
 </ds:datastoreItem>
 </file>
 
-<file path=customXml/itemProps4.xml><?xml version="1.0" encoding="utf-8"?>
-<ds:datastoreItem xmlns:ds="http://schemas.openxmlformats.org/officeDocument/2006/customXml" ds:itemID="{4E8A9591-F074-446B-902F-511FF79C122F}">
+<file path=customXml/itemProps2.xml><?xml version="1.0" encoding="utf-8"?>
+<ds:datastoreItem xmlns:ds="http://schemas.openxmlformats.org/officeDocument/2006/customXml" ds:itemID="{96847B57-A99A-48DC-A120-0670EDD00A34}">
   <ds:schemaRefs>
-    <ds:schemaRef ds:uri="http://schemas.fabasoft.com/folio/2007/fields"/>
+    <ds:schemaRef ds:uri="http://schemas.openxmlformats.org/officeDocument/2006/bibliography"/>
   </ds:schemaRefs>
 </ds:datastoreItem>
 </file>
 
-<file path=customXml/itemProps5.xml><?xml version="1.0" encoding="utf-8"?>
+<file path=customXml/itemProps3.xml><?xml version="1.0" encoding="utf-8"?>
+<ds:datastoreItem xmlns:ds="http://schemas.openxmlformats.org/officeDocument/2006/customXml" ds:itemID="{25DBDF82-663B-4BCF-B4CD-E5F476023185}">
+  <ds:schemaRefs>
+    <ds:schemaRef ds:uri="http://schemas.microsoft.com/sharepoint/v3/contenttype/forms"/>
+  </ds:schemaRefs>
+</ds:datastoreItem>
+</file>
+
+<file path=customXml/itemProps4.xml><?xml version="1.0" encoding="utf-8"?>
 <ds:datastoreItem xmlns:ds="http://schemas.openxmlformats.org/officeDocument/2006/customXml" ds:itemID="{4987338A-DBF8-4C7E-A5EE-E214882A8DAF}">
   <ds:schemaRefs>
     <ds:schemaRef ds:uri="http://schemas.microsoft.com/office/2006/metadata/properties"/>
@@ -5687,4 +5677,12 @@
     <ds:schemaRef ds:uri="1a5967d1-a106-4c1d-8b06-2aac8d3bb08e"/>
   </ds:schemaRefs>
 </ds:datastoreItem>
+</file>
+
+<file path=customXml/itemProps5.xml><?xml version="1.0" encoding="utf-8"?>
+<ds:datastoreItem xmlns:ds="http://schemas.openxmlformats.org/officeDocument/2006/customXml" ds:itemID="{4E8A9591-F074-446B-902F-511FF79C122F}">
+  <ds:schemaRefs>
+    <ds:schemaRef ds:uri="http://schemas.fabasoft.com/folio/2007/fields"/>
+  </ds:schemaRefs>
+</ds:datastoreItem>
 </file>